--- a/docs/VV_Matrix_Calculation_Explained.docx
+++ b/docs/VV_Matrix_Calculation_Explained.docx
@@ -104,7 +104,7 @@
           <w:sz w:val="22"/>
           <w:szCs w:val="22"/>
         </w:rPr>
-        <w:t xml:space="preserve">เอกสารวันที่ 2026-05-07</w:t>
+        <w:t xml:space="preserve">เอกสารวันที่ 2026-05-16</w:t>
       </w:r>
     </w:p>
     <w:p>
@@ -7917,6 +7917,3559 @@
                 <w:szCs w:val="22"/>
               </w:rPr>
               <w:t xml:space="preserve">• ระบบใช้ Exp เป็นหลัก เพราะเหมาะกับอาหาร — ลงโทษของใกล้หมดอายุหนัก</w:t>
+            </w:r>
+          </w:p>
+        </w:tc>
+      </w:tr>
+    </w:tbl>
+    <w:p>
+      <w:pPr>
+        <w:pStyle w:val="Heading1"/>
+        <w:spacing w:after="200" w:before="280"/>
+      </w:pPr>
+      <w:r>
+        <w:rPr>
+          <w:rFonts w:ascii="TH Sarabun New" w:cs="TH Sarabun New" w:eastAsia="TH Sarabun New" w:hAnsi="TH Sarabun New"/>
+          <w:b/>
+          <w:bCs/>
+          <w:color w:val="1F3864"/>
+          <w:sz w:val="36"/>
+          <w:szCs w:val="36"/>
+        </w:rPr>
+        <w:t xml:space="preserve">11. 3 Analysis Modes — เลือกตามคำถาม</w:t>
+      </w:r>
+    </w:p>
+    <w:p>
+      <w:pPr>
+        <w:spacing w:after="100" w:line="320"/>
+      </w:pPr>
+      <w:r>
+        <w:rPr>
+          <w:rFonts w:ascii="TH Sarabun New" w:cs="TH Sarabun New" w:eastAsia="TH Sarabun New" w:hAnsi="TH Sarabun New"/>
+        </w:rPr>
+        <w:t xml:space="preserve">ฟีเจอร์ใหม่ของ VV Matrix รองรับการคิดคะแนน 3 mode ต่างกัน เพราะ "Validity และ Value ของแต่ละ lot ต่างกันโดยธรรมชาติ" — ผู้ใช้เลือก mode ตามคำถามที่ต้องการตอบ</w:t>
+      </w:r>
+    </w:p>
+    <w:p>
+      <w:pPr>
+        <w:spacing w:after="80"/>
+      </w:pPr>
+      <w:r>
+        <w:rPr>
+          <w:rFonts w:ascii="TH Sarabun New" w:cs="TH Sarabun New" w:eastAsia="TH Sarabun New" w:hAnsi="TH Sarabun New"/>
+        </w:rPr>
+        <w:t xml:space="preserve"/>
+      </w:r>
+    </w:p>
+    <w:tbl>
+      <w:tblPr>
+        <w:tblW w:type="dxa" w:w="9360"/>
+        <w:tblBorders>
+          <w:top w:val="single" w:color="auto" w:sz="4"/>
+          <w:left w:val="single" w:color="auto" w:sz="4"/>
+          <w:bottom w:val="single" w:color="auto" w:sz="4"/>
+          <w:right w:val="single" w:color="auto" w:sz="4"/>
+          <w:insideH w:val="single" w:color="auto" w:sz="4"/>
+          <w:insideV w:val="single" w:color="auto" w:sz="4"/>
+        </w:tblBorders>
+      </w:tblPr>
+      <w:tblGrid>
+        <w:gridCol w:w="9360"/>
+      </w:tblGrid>
+      <w:tr>
+        <w:tc>
+          <w:tcPr>
+            <w:tcW w:type="dxa" w:w="9360"/>
+            <w:tcBorders>
+              <w:top w:val="single" w:color="2E75B6" w:sz="4"/>
+              <w:left w:val="single" w:color="2E75B6" w:sz="24"/>
+              <w:bottom w:val="single" w:color="BFBFBF" w:sz="4"/>
+              <w:right w:val="single" w:color="BFBFBF" w:sz="4"/>
+            </w:tcBorders>
+            <w:shd w:fill="EAF1FB" w:val="clear"/>
+            <w:tcMar>
+              <w:top w:type="dxa" w:w="160"/>
+              <w:left w:type="dxa" w:w="220"/>
+              <w:bottom w:type="dxa" w:w="160"/>
+              <w:right w:type="dxa" w:w="220"/>
+            </w:tcMar>
+          </w:tcPr>
+          <w:p>
+            <w:pPr>
+              <w:spacing w:after="100"/>
+            </w:pPr>
+            <w:r>
+              <w:rPr>
+                <w:rFonts w:ascii="TH Sarabun New" w:cs="TH Sarabun New" w:eastAsia="TH Sarabun New" w:hAnsi="TH Sarabun New"/>
+                <w:b/>
+                <w:bCs/>
+                <w:color w:val="1F3864"/>
+                <w:sz w:val="26"/>
+                <w:szCs w:val="26"/>
+              </w:rPr>
+              <w:t xml:space="preserve">💡 แนวคิดหลัก</w:t>
+            </w:r>
+          </w:p>
+          <w:p>
+            <w:pPr>
+              <w:spacing w:after="60"/>
+            </w:pPr>
+            <w:r>
+              <w:rPr>
+                <w:rFonts w:ascii="TH Sarabun New" w:cs="TH Sarabun New" w:eastAsia="TH Sarabun New" w:hAnsi="TH Sarabun New"/>
+                <w:sz w:val="22"/>
+                <w:szCs w:val="22"/>
+              </w:rPr>
+              <w:t xml:space="preserve">1 SKU อาจมีหลาย lot ที่หมดอายุไม่พร้อมกัน และมีต้นทุนต่างกัน</w:t>
+            </w:r>
+          </w:p>
+          <w:p>
+            <w:pPr>
+              <w:spacing w:after="60"/>
+            </w:pPr>
+            <w:r>
+              <w:rPr>
+                <w:rFonts w:ascii="TH Sarabun New" w:cs="TH Sarabun New" w:eastAsia="TH Sarabun New" w:hAnsi="TH Sarabun New"/>
+                <w:sz w:val="22"/>
+                <w:szCs w:val="22"/>
+              </w:rPr>
+              <w:t xml:space="preserve">→ การคิดคะแนน "ระดับ lot" คือความจริงที่แม่นยำที่สุด</w:t>
+            </w:r>
+          </w:p>
+          <w:p>
+            <w:pPr>
+              <w:spacing w:after="60"/>
+            </w:pPr>
+            <w:r>
+              <w:rPr>
+                <w:rFonts w:ascii="TH Sarabun New" w:cs="TH Sarabun New" w:eastAsia="TH Sarabun New" w:hAnsi="TH Sarabun New"/>
+                <w:sz w:val="22"/>
+                <w:szCs w:val="22"/>
+              </w:rPr>
+              <w:t xml:space="preserve">→ แต่ในระดับบริหาร การคิดเป็น SKU ก็ยังจำเป็น — โดยต้องเลือกกฎ aggregate ที่ชัดเจน</w:t>
+            </w:r>
+          </w:p>
+        </w:tc>
+      </w:tr>
+    </w:tbl>
+    <w:p>
+      <w:pPr>
+        <w:spacing w:after="80"/>
+      </w:pPr>
+      <w:r>
+        <w:rPr>
+          <w:rFonts w:ascii="TH Sarabun New" w:cs="TH Sarabun New" w:eastAsia="TH Sarabun New" w:hAnsi="TH Sarabun New"/>
+        </w:rPr>
+        <w:t xml:space="preserve"/>
+      </w:r>
+    </w:p>
+    <w:p>
+      <w:pPr>
+        <w:pStyle w:val="Heading2"/>
+        <w:spacing w:after="140" w:before="240"/>
+      </w:pPr>
+      <w:r>
+        <w:rPr>
+          <w:rFonts w:ascii="TH Sarabun New" w:cs="TH Sarabun New" w:eastAsia="TH Sarabun New" w:hAnsi="TH Sarabun New"/>
+          <w:b/>
+          <w:bCs/>
+          <w:color w:val="1F3864"/>
+          <w:sz w:val="30"/>
+          <w:szCs w:val="30"/>
+        </w:rPr>
+        <w:t xml:space="preserve">11.1 Mode 1 — By Lot (Default)</w:t>
+      </w:r>
+    </w:p>
+    <w:p>
+      <w:pPr>
+        <w:spacing w:after="100" w:line="320"/>
+      </w:pPr>
+      <w:r>
+        <w:rPr>
+          <w:rFonts w:ascii="TH Sarabun New" w:cs="TH Sarabun New" w:eastAsia="TH Sarabun New" w:hAnsi="TH Sarabun New"/>
+        </w:rPr>
+        <w:t xml:space="preserve">แต่ละ lot คำนวณคะแนนของตัวเอง — เป็นความจริงที่แม่นยำที่สุด</w:t>
+      </w:r>
+    </w:p>
+    <w:tbl>
+      <w:tblPr>
+        <w:tblW w:type="dxa" w:w="9360"/>
+        <w:tblBorders>
+          <w:top w:val="single" w:color="auto" w:sz="4"/>
+          <w:left w:val="single" w:color="auto" w:sz="4"/>
+          <w:bottom w:val="single" w:color="auto" w:sz="4"/>
+          <w:right w:val="single" w:color="auto" w:sz="4"/>
+          <w:insideH w:val="single" w:color="auto" w:sz="4"/>
+          <w:insideV w:val="single" w:color="auto" w:sz="4"/>
+        </w:tblBorders>
+      </w:tblPr>
+      <w:tblGrid>
+        <w:gridCol w:w="9360"/>
+      </w:tblGrid>
+      <w:tr>
+        <w:tc>
+          <w:tcPr>
+            <w:tcW w:type="dxa" w:w="9360"/>
+            <w:tcBorders>
+              <w:top w:val="single" w:color="6366F1" w:sz="4"/>
+              <w:left w:val="single" w:color="6366F1" w:sz="24"/>
+              <w:bottom w:val="single" w:color="BFBFBF" w:sz="4"/>
+              <w:right w:val="single" w:color="BFBFBF" w:sz="4"/>
+            </w:tcBorders>
+            <w:shd w:fill="F0EDFA" w:val="clear"/>
+            <w:tcMar>
+              <w:top w:type="dxa" w:w="160"/>
+              <w:left w:type="dxa" w:w="220"/>
+              <w:bottom w:type="dxa" w:w="160"/>
+              <w:right w:type="dxa" w:w="220"/>
+            </w:tcMar>
+          </w:tcPr>
+          <w:p>
+            <w:pPr>
+              <w:spacing w:after="40"/>
+            </w:pPr>
+            <w:r>
+              <w:rPr>
+                <w:rFonts w:ascii="Consolas" w:cs="Consolas" w:eastAsia="Consolas" w:hAnsi="Consolas"/>
+                <w:b/>
+                <w:bCs/>
+                <w:color w:val="1F3864"/>
+                <w:sz w:val="22"/>
+                <w:szCs w:val="22"/>
+              </w:rPr>
+              <w:t xml:space="preserve">Value Score   = percentile rank ของ lot_amount  (1-5)</w:t>
+            </w:r>
+          </w:p>
+          <w:p>
+            <w:pPr>
+              <w:spacing w:after="40"/>
+            </w:pPr>
+            <w:r>
+              <w:rPr>
+                <w:rFonts w:ascii="Consolas" w:cs="Consolas" w:eastAsia="Consolas" w:hAnsi="Consolas"/>
+                <w:b/>
+                <w:bCs/>
+                <w:color w:val="1F3864"/>
+                <w:sz w:val="22"/>
+                <w:szCs w:val="22"/>
+              </w:rPr>
+              <w:t xml:space="preserve">Validity Score = ตาม days_remaining ของ lot นั้น  (1-5)</w:t>
+            </w:r>
+          </w:p>
+          <w:p>
+            <w:pPr>
+              <w:spacing w:after="40"/>
+            </w:pPr>
+            <w:r>
+              <w:rPr>
+                <w:rFonts w:ascii="Consolas" w:cs="Consolas" w:eastAsia="Consolas" w:hAnsi="Consolas"/>
+                <w:b/>
+                <w:bCs/>
+                <w:color w:val="1F3864"/>
+                <w:sz w:val="22"/>
+                <w:szCs w:val="22"/>
+              </w:rPr>
+              <w:t xml:space="preserve">Exp Score     = Value × (Validity/5)^α</w:t>
+            </w:r>
+          </w:p>
+          <w:p>
+            <w:pPr>
+              <w:spacing w:after="40"/>
+            </w:pPr>
+            <w:r>
+              <w:rPr>
+                <w:rFonts w:ascii="Consolas" w:cs="Consolas" w:eastAsia="Consolas" w:hAnsi="Consolas"/>
+                <w:b/>
+                <w:bCs/>
+                <w:color w:val="1F3864"/>
+                <w:sz w:val="22"/>
+                <w:szCs w:val="22"/>
+              </w:rPr>
+              <w:t xml:space="preserve"/>
+            </w:r>
+          </w:p>
+          <w:p>
+            <w:pPr>
+              <w:spacing w:after="40"/>
+            </w:pPr>
+            <w:r>
+              <w:rPr>
+                <w:rFonts w:ascii="Consolas" w:cs="Consolas" w:eastAsia="Consolas" w:hAnsi="Consolas"/>
+                <w:b/>
+                <w:bCs/>
+                <w:color w:val="1F3864"/>
+                <w:sz w:val="22"/>
+                <w:szCs w:val="22"/>
+              </w:rPr>
+              <w:t xml:space="preserve">⇒ 1 lot = 1 หน่วยให้คะแนน</w:t>
+            </w:r>
+          </w:p>
+          <w:p>
+            <w:pPr>
+              <w:spacing w:after="40"/>
+            </w:pPr>
+            <w:r>
+              <w:rPr>
+                <w:rFonts w:ascii="Consolas" w:cs="Consolas" w:eastAsia="Consolas" w:hAnsi="Consolas"/>
+                <w:b/>
+                <w:bCs/>
+                <w:color w:val="1F3864"/>
+                <w:sz w:val="22"/>
+                <w:szCs w:val="22"/>
+              </w:rPr>
+              <w:t xml:space="preserve">⇒ 1 SKU อาจมีหลาย lot กระจายอยู่ใน Class A, B, C พร้อมกัน</w:t>
+            </w:r>
+          </w:p>
+        </w:tc>
+      </w:tr>
+    </w:tbl>
+    <w:tbl>
+      <w:tblPr>
+        <w:tblW w:type="dxa" w:w="9360"/>
+        <w:tblBorders>
+          <w:top w:val="single" w:color="auto" w:sz="4"/>
+          <w:left w:val="single" w:color="auto" w:sz="4"/>
+          <w:bottom w:val="single" w:color="auto" w:sz="4"/>
+          <w:right w:val="single" w:color="auto" w:sz="4"/>
+          <w:insideH w:val="single" w:color="auto" w:sz="4"/>
+          <w:insideV w:val="single" w:color="auto" w:sz="4"/>
+        </w:tblBorders>
+      </w:tblPr>
+      <w:tblGrid>
+        <w:gridCol w:w="9360"/>
+      </w:tblGrid>
+      <w:tr>
+        <w:tc>
+          <w:tcPr>
+            <w:tcW w:type="dxa" w:w="9360"/>
+            <w:tcBorders>
+              <w:top w:val="single" w:color="16A34A" w:sz="4"/>
+              <w:left w:val="single" w:color="16A34A" w:sz="24"/>
+              <w:bottom w:val="single" w:color="BFBFBF" w:sz="4"/>
+              <w:right w:val="single" w:color="BFBFBF" w:sz="4"/>
+            </w:tcBorders>
+            <w:shd w:fill="E8F8EF" w:val="clear"/>
+            <w:tcMar>
+              <w:top w:type="dxa" w:w="160"/>
+              <w:left w:type="dxa" w:w="220"/>
+              <w:bottom w:type="dxa" w:w="160"/>
+              <w:right w:type="dxa" w:w="220"/>
+            </w:tcMar>
+          </w:tcPr>
+          <w:p>
+            <w:pPr>
+              <w:spacing w:after="100"/>
+            </w:pPr>
+            <w:r>
+              <w:rPr>
+                <w:rFonts w:ascii="TH Sarabun New" w:cs="TH Sarabun New" w:eastAsia="TH Sarabun New" w:hAnsi="TH Sarabun New"/>
+                <w:b/>
+                <w:bCs/>
+                <w:color w:val="1F3864"/>
+                <w:sz w:val="26"/>
+                <w:szCs w:val="26"/>
+              </w:rPr>
+              <w:t xml:space="preserve">✅ เหมาะใช้กับ</w:t>
+            </w:r>
+          </w:p>
+          <w:p>
+            <w:pPr>
+              <w:spacing w:after="60"/>
+            </w:pPr>
+            <w:r>
+              <w:rPr>
+                <w:rFonts w:ascii="TH Sarabun New" w:cs="TH Sarabun New" w:eastAsia="TH Sarabun New" w:hAnsi="TH Sarabun New"/>
+                <w:sz w:val="22"/>
+                <w:szCs w:val="22"/>
+              </w:rPr>
+              <w:t xml:space="preserve">• FEFO Pick List — รู้ว่าหยิบ lot ไหนก่อน</w:t>
+            </w:r>
+          </w:p>
+          <w:p>
+            <w:pPr>
+              <w:spacing w:after="60"/>
+            </w:pPr>
+            <w:r>
+              <w:rPr>
+                <w:rFonts w:ascii="TH Sarabun New" w:cs="TH Sarabun New" w:eastAsia="TH Sarabun New" w:hAnsi="TH Sarabun New"/>
+                <w:sz w:val="22"/>
+                <w:szCs w:val="22"/>
+              </w:rPr>
+              <w:t xml:space="preserve">• การ Write-off lot ที่หมดอายุ</w:t>
+            </w:r>
+          </w:p>
+          <w:p>
+            <w:pPr>
+              <w:spacing w:after="60"/>
+            </w:pPr>
+            <w:r>
+              <w:rPr>
+                <w:rFonts w:ascii="TH Sarabun New" w:cs="TH Sarabun New" w:eastAsia="TH Sarabun New" w:hAnsi="TH Sarabun New"/>
+                <w:sz w:val="22"/>
+                <w:szCs w:val="22"/>
+              </w:rPr>
+              <w:t xml:space="preserve">• GMP / HACCP audit</w:t>
+            </w:r>
+          </w:p>
+          <w:p>
+            <w:pPr>
+              <w:spacing w:after="60"/>
+            </w:pPr>
+            <w:r>
+              <w:rPr>
+                <w:rFonts w:ascii="TH Sarabun New" w:cs="TH Sarabun New" w:eastAsia="TH Sarabun New" w:hAnsi="TH Sarabun New"/>
+                <w:sz w:val="22"/>
+                <w:szCs w:val="22"/>
+              </w:rPr>
+              <w:t xml:space="preserve">• การแจ้งเตือนความเสี่ยงระดับ batch</w:t>
+            </w:r>
+          </w:p>
+        </w:tc>
+      </w:tr>
+    </w:tbl>
+    <w:p>
+      <w:pPr>
+        <w:spacing w:after="80"/>
+      </w:pPr>
+      <w:r>
+        <w:rPr>
+          <w:rFonts w:ascii="TH Sarabun New" w:cs="TH Sarabun New" w:eastAsia="TH Sarabun New" w:hAnsi="TH Sarabun New"/>
+        </w:rPr>
+        <w:t xml:space="preserve"/>
+      </w:r>
+    </w:p>
+    <w:p>
+      <w:pPr>
+        <w:pStyle w:val="Heading2"/>
+        <w:spacing w:after="140" w:before="240"/>
+      </w:pPr>
+      <w:r>
+        <w:rPr>
+          <w:rFonts w:ascii="TH Sarabun New" w:cs="TH Sarabun New" w:eastAsia="TH Sarabun New" w:hAnsi="TH Sarabun New"/>
+          <w:b/>
+          <w:bCs/>
+          <w:color w:val="1F3864"/>
+          <w:sz w:val="30"/>
+          <w:szCs w:val="30"/>
+        </w:rPr>
+        <w:t xml:space="preserve">11.2 Mode 2 — Item Worst-Case (Conservative)</w:t>
+      </w:r>
+    </w:p>
+    <w:p>
+      <w:pPr>
+        <w:spacing w:after="100" w:line="320"/>
+      </w:pPr>
+      <w:r>
+        <w:rPr>
+          <w:rFonts w:ascii="TH Sarabun New" w:cs="TH Sarabun New" w:eastAsia="TH Sarabun New" w:hAnsi="TH Sarabun New"/>
+        </w:rPr>
+        <w:t xml:space="preserve">รวมเป็น SKU โดยใช้ "lot ที่ใกล้หมดอายุที่สุด" เป็นตัวกำหนด validity</w:t>
+      </w:r>
+    </w:p>
+    <w:tbl>
+      <w:tblPr>
+        <w:tblW w:type="dxa" w:w="9360"/>
+        <w:tblBorders>
+          <w:top w:val="single" w:color="auto" w:sz="4"/>
+          <w:left w:val="single" w:color="auto" w:sz="4"/>
+          <w:bottom w:val="single" w:color="auto" w:sz="4"/>
+          <w:right w:val="single" w:color="auto" w:sz="4"/>
+          <w:insideH w:val="single" w:color="auto" w:sz="4"/>
+          <w:insideV w:val="single" w:color="auto" w:sz="4"/>
+        </w:tblBorders>
+      </w:tblPr>
+      <w:tblGrid>
+        <w:gridCol w:w="9360"/>
+      </w:tblGrid>
+      <w:tr>
+        <w:tc>
+          <w:tcPr>
+            <w:tcW w:type="dxa" w:w="9360"/>
+            <w:tcBorders>
+              <w:top w:val="single" w:color="6366F1" w:sz="4"/>
+              <w:left w:val="single" w:color="6366F1" w:sz="24"/>
+              <w:bottom w:val="single" w:color="BFBFBF" w:sz="4"/>
+              <w:right w:val="single" w:color="BFBFBF" w:sz="4"/>
+            </w:tcBorders>
+            <w:shd w:fill="F0EDFA" w:val="clear"/>
+            <w:tcMar>
+              <w:top w:type="dxa" w:w="160"/>
+              <w:left w:type="dxa" w:w="220"/>
+              <w:bottom w:type="dxa" w:w="160"/>
+              <w:right w:type="dxa" w:w="220"/>
+            </w:tcMar>
+          </w:tcPr>
+          <w:p>
+            <w:pPr>
+              <w:spacing w:after="40"/>
+            </w:pPr>
+            <w:r>
+              <w:rPr>
+                <w:rFonts w:ascii="Consolas" w:cs="Consolas" w:eastAsia="Consolas" w:hAnsi="Consolas"/>
+                <w:b/>
+                <w:bCs/>
+                <w:color w:val="1F3864"/>
+                <w:sz w:val="22"/>
+                <w:szCs w:val="22"/>
+              </w:rPr>
+              <w:t xml:space="preserve">Validity Score = min(lot validity scores)  ← worst-case</w:t>
+            </w:r>
+          </w:p>
+          <w:p>
+            <w:pPr>
+              <w:spacing w:after="40"/>
+            </w:pPr>
+            <w:r>
+              <w:rPr>
+                <w:rFonts w:ascii="Consolas" w:cs="Consolas" w:eastAsia="Consolas" w:hAnsi="Consolas"/>
+                <w:b/>
+                <w:bCs/>
+                <w:color w:val="1F3864"/>
+                <w:sz w:val="22"/>
+                <w:szCs w:val="22"/>
+              </w:rPr>
+              <w:t xml:space="preserve">Value Score   = percentile rank ของ Σ(stock_value)</w:t>
+            </w:r>
+          </w:p>
+          <w:p>
+            <w:pPr>
+              <w:spacing w:after="40"/>
+            </w:pPr>
+            <w:r>
+              <w:rPr>
+                <w:rFonts w:ascii="Consolas" w:cs="Consolas" w:eastAsia="Consolas" w:hAnsi="Consolas"/>
+                <w:b/>
+                <w:bCs/>
+                <w:color w:val="1F3864"/>
+                <w:sz w:val="22"/>
+                <w:szCs w:val="22"/>
+              </w:rPr>
+              <w:t xml:space="preserve">Exp Score     = Value × (Validity/5)^α</w:t>
+            </w:r>
+          </w:p>
+          <w:p>
+            <w:pPr>
+              <w:spacing w:after="40"/>
+            </w:pPr>
+            <w:r>
+              <w:rPr>
+                <w:rFonts w:ascii="Consolas" w:cs="Consolas" w:eastAsia="Consolas" w:hAnsi="Consolas"/>
+                <w:b/>
+                <w:bCs/>
+                <w:color w:val="1F3864"/>
+                <w:sz w:val="22"/>
+                <w:szCs w:val="22"/>
+              </w:rPr>
+              <w:t xml:space="preserve"/>
+            </w:r>
+          </w:p>
+          <w:p>
+            <w:pPr>
+              <w:spacing w:after="40"/>
+            </w:pPr>
+            <w:r>
+              <w:rPr>
+                <w:rFonts w:ascii="Consolas" w:cs="Consolas" w:eastAsia="Consolas" w:hAnsi="Consolas"/>
+                <w:b/>
+                <w:bCs/>
+                <w:color w:val="1F3864"/>
+                <w:sz w:val="22"/>
+                <w:szCs w:val="22"/>
+              </w:rPr>
+              <w:t xml:space="preserve">ปรัชญา: "ถ้ามี lot ใดเสี่ยง → SKU นี้เสี่ยง"</w:t>
+            </w:r>
+          </w:p>
+        </w:tc>
+      </w:tr>
+    </w:tbl>
+    <w:tbl>
+      <w:tblPr>
+        <w:tblW w:type="dxa" w:w="9360"/>
+        <w:tblBorders>
+          <w:top w:val="single" w:color="auto" w:sz="4"/>
+          <w:left w:val="single" w:color="auto" w:sz="4"/>
+          <w:bottom w:val="single" w:color="auto" w:sz="4"/>
+          <w:right w:val="single" w:color="auto" w:sz="4"/>
+          <w:insideH w:val="single" w:color="auto" w:sz="4"/>
+          <w:insideV w:val="single" w:color="auto" w:sz="4"/>
+        </w:tblBorders>
+      </w:tblPr>
+      <w:tblGrid>
+        <w:gridCol w:w="9360"/>
+      </w:tblGrid>
+      <w:tr>
+        <w:tc>
+          <w:tcPr>
+            <w:tcW w:type="dxa" w:w="9360"/>
+            <w:tcBorders>
+              <w:top w:val="single" w:color="16A34A" w:sz="4"/>
+              <w:left w:val="single" w:color="16A34A" w:sz="24"/>
+              <w:bottom w:val="single" w:color="BFBFBF" w:sz="4"/>
+              <w:right w:val="single" w:color="BFBFBF" w:sz="4"/>
+            </w:tcBorders>
+            <w:shd w:fill="E8F8EF" w:val="clear"/>
+            <w:tcMar>
+              <w:top w:type="dxa" w:w="160"/>
+              <w:left w:type="dxa" w:w="220"/>
+              <w:bottom w:type="dxa" w:w="160"/>
+              <w:right w:type="dxa" w:w="220"/>
+            </w:tcMar>
+          </w:tcPr>
+          <w:p>
+            <w:pPr>
+              <w:spacing w:after="100"/>
+            </w:pPr>
+            <w:r>
+              <w:rPr>
+                <w:rFonts w:ascii="TH Sarabun New" w:cs="TH Sarabun New" w:eastAsia="TH Sarabun New" w:hAnsi="TH Sarabun New"/>
+                <w:b/>
+                <w:bCs/>
+                <w:color w:val="1F3864"/>
+                <w:sz w:val="26"/>
+                <w:szCs w:val="26"/>
+              </w:rPr>
+              <w:t xml:space="preserve">✅ เหมาะใช้กับ</w:t>
+            </w:r>
+          </w:p>
+          <w:p>
+            <w:pPr>
+              <w:spacing w:after="60"/>
+            </w:pPr>
+            <w:r>
+              <w:rPr>
+                <w:rFonts w:ascii="TH Sarabun New" w:cs="TH Sarabun New" w:eastAsia="TH Sarabun New" w:hAnsi="TH Sarabun New"/>
+                <w:sz w:val="22"/>
+                <w:szCs w:val="22"/>
+              </w:rPr>
+              <w:t xml:space="preserve">• Risk Alert ระดับ SKU</w:t>
+            </w:r>
+          </w:p>
+          <w:p>
+            <w:pPr>
+              <w:spacing w:after="60"/>
+            </w:pPr>
+            <w:r>
+              <w:rPr>
+                <w:rFonts w:ascii="TH Sarabun New" w:cs="TH Sarabun New" w:eastAsia="TH Sarabun New" w:hAnsi="TH Sarabun New"/>
+                <w:sz w:val="22"/>
+                <w:szCs w:val="22"/>
+              </w:rPr>
+              <w:t xml:space="preserve">• การหยุดสั่งซื้อ SKU ที่เริ่มมีของหมดอายุ</w:t>
+            </w:r>
+          </w:p>
+          <w:p>
+            <w:pPr>
+              <w:spacing w:after="60"/>
+            </w:pPr>
+            <w:r>
+              <w:rPr>
+                <w:rFonts w:ascii="TH Sarabun New" w:cs="TH Sarabun New" w:eastAsia="TH Sarabun New" w:hAnsi="TH Sarabun New"/>
+                <w:sz w:val="22"/>
+                <w:szCs w:val="22"/>
+              </w:rPr>
+              <w:t xml:space="preserve">• Food safety review</w:t>
+            </w:r>
+          </w:p>
+          <w:p>
+            <w:pPr>
+              <w:spacing w:after="60"/>
+            </w:pPr>
+            <w:r>
+              <w:rPr>
+                <w:rFonts w:ascii="TH Sarabun New" w:cs="TH Sarabun New" w:eastAsia="TH Sarabun New" w:hAnsi="TH Sarabun New"/>
+                <w:sz w:val="22"/>
+                <w:szCs w:val="22"/>
+              </w:rPr>
+              <w:t xml:space="preserve">• Quarterly review เชิงป้องกันความเสี่ยง</w:t>
+            </w:r>
+          </w:p>
+        </w:tc>
+      </w:tr>
+    </w:tbl>
+    <w:tbl>
+      <w:tblPr>
+        <w:tblW w:type="dxa" w:w="9360"/>
+        <w:tblBorders>
+          <w:top w:val="single" w:color="auto" w:sz="4"/>
+          <w:left w:val="single" w:color="auto" w:sz="4"/>
+          <w:bottom w:val="single" w:color="auto" w:sz="4"/>
+          <w:right w:val="single" w:color="auto" w:sz="4"/>
+          <w:insideH w:val="single" w:color="auto" w:sz="4"/>
+          <w:insideV w:val="single" w:color="auto" w:sz="4"/>
+        </w:tblBorders>
+      </w:tblPr>
+      <w:tblGrid>
+        <w:gridCol w:w="9360"/>
+      </w:tblGrid>
+      <w:tr>
+        <w:tc>
+          <w:tcPr>
+            <w:tcW w:type="dxa" w:w="9360"/>
+            <w:tcBorders>
+              <w:top w:val="single" w:color="D97706" w:sz="4"/>
+              <w:left w:val="single" w:color="D97706" w:sz="24"/>
+              <w:bottom w:val="single" w:color="BFBFBF" w:sz="4"/>
+              <w:right w:val="single" w:color="BFBFBF" w:sz="4"/>
+            </w:tcBorders>
+            <w:shd w:fill="FFF3DE" w:val="clear"/>
+            <w:tcMar>
+              <w:top w:type="dxa" w:w="160"/>
+              <w:left w:type="dxa" w:w="220"/>
+              <w:bottom w:type="dxa" w:w="160"/>
+              <w:right w:type="dxa" w:w="220"/>
+            </w:tcMar>
+          </w:tcPr>
+          <w:p>
+            <w:pPr>
+              <w:spacing w:after="100"/>
+            </w:pPr>
+            <w:r>
+              <w:rPr>
+                <w:rFonts w:ascii="TH Sarabun New" w:cs="TH Sarabun New" w:eastAsia="TH Sarabun New" w:hAnsi="TH Sarabun New"/>
+                <w:b/>
+                <w:bCs/>
+                <w:color w:val="1F3864"/>
+                <w:sz w:val="26"/>
+                <w:szCs w:val="26"/>
+              </w:rPr>
+              <w:t xml:space="preserve">⚠️ ข้อควรระวัง</w:t>
+            </w:r>
+          </w:p>
+          <w:p>
+            <w:pPr>
+              <w:spacing w:after="60"/>
+            </w:pPr>
+            <w:r>
+              <w:rPr>
+                <w:rFonts w:ascii="TH Sarabun New" w:cs="TH Sarabun New" w:eastAsia="TH Sarabun New" w:hAnsi="TH Sarabun New"/>
+                <w:sz w:val="22"/>
+                <w:szCs w:val="22"/>
+              </w:rPr>
+              <w:t xml:space="preserve">อาจตัด SKU เป็น Class C ทั้งที่มี lot ใหม่อยู่เยอะ</w:t>
+            </w:r>
+          </w:p>
+          <w:p>
+            <w:pPr>
+              <w:spacing w:after="60"/>
+            </w:pPr>
+            <w:r>
+              <w:rPr>
+                <w:rFonts w:ascii="TH Sarabun New" w:cs="TH Sarabun New" w:eastAsia="TH Sarabun New" w:hAnsi="TH Sarabun New"/>
+                <w:sz w:val="22"/>
+                <w:szCs w:val="22"/>
+              </w:rPr>
+              <w:t xml:space="preserve">เช่น: lot ใหม่ ฿100,000 + lot เก่า ฿100 → SKU ถูกตัดเป็น C เพราะ lot เก่า</w:t>
+            </w:r>
+          </w:p>
+          <w:p>
+            <w:pPr>
+              <w:spacing w:after="60"/>
+            </w:pPr>
+            <w:r>
+              <w:rPr>
+                <w:rFonts w:ascii="TH Sarabun New" w:cs="TH Sarabun New" w:eastAsia="TH Sarabun New" w:hAnsi="TH Sarabun New"/>
+                <w:sz w:val="22"/>
+                <w:szCs w:val="22"/>
+              </w:rPr>
+              <w:t xml:space="preserve">→ ใช้คู่กับ By Lot mode เพื่อดู action รายตัว</w:t>
+            </w:r>
+          </w:p>
+        </w:tc>
+      </w:tr>
+    </w:tbl>
+    <w:p>
+      <w:pPr>
+        <w:spacing w:after="80"/>
+      </w:pPr>
+      <w:r>
+        <w:rPr>
+          <w:rFonts w:ascii="TH Sarabun New" w:cs="TH Sarabun New" w:eastAsia="TH Sarabun New" w:hAnsi="TH Sarabun New"/>
+        </w:rPr>
+        <w:t xml:space="preserve"/>
+      </w:r>
+    </w:p>
+    <w:p>
+      <w:pPr>
+        <w:pStyle w:val="Heading2"/>
+        <w:spacing w:after="140" w:before="240"/>
+      </w:pPr>
+      <w:r>
+        <w:rPr>
+          <w:rFonts w:ascii="TH Sarabun New" w:cs="TH Sarabun New" w:eastAsia="TH Sarabun New" w:hAnsi="TH Sarabun New"/>
+          <w:b/>
+          <w:bCs/>
+          <w:color w:val="1F3864"/>
+          <w:sz w:val="30"/>
+          <w:szCs w:val="30"/>
+        </w:rPr>
+        <w:t xml:space="preserve">11.3 Mode 3 — Item Weighted (Realistic)</w:t>
+      </w:r>
+    </w:p>
+    <w:p>
+      <w:pPr>
+        <w:spacing w:after="100" w:line="320"/>
+      </w:pPr>
+      <w:r>
+        <w:rPr>
+          <w:rFonts w:ascii="TH Sarabun New" w:cs="TH Sarabun New" w:eastAsia="TH Sarabun New" w:hAnsi="TH Sarabun New"/>
+        </w:rPr>
+        <w:t xml:space="preserve">รวมเป็น SKU โดยถ่วงน้ำหนัก validity ของแต่ละ lot ด้วยมูลค่า</w:t>
+      </w:r>
+    </w:p>
+    <w:tbl>
+      <w:tblPr>
+        <w:tblW w:type="dxa" w:w="9360"/>
+        <w:tblBorders>
+          <w:top w:val="single" w:color="auto" w:sz="4"/>
+          <w:left w:val="single" w:color="auto" w:sz="4"/>
+          <w:bottom w:val="single" w:color="auto" w:sz="4"/>
+          <w:right w:val="single" w:color="auto" w:sz="4"/>
+          <w:insideH w:val="single" w:color="auto" w:sz="4"/>
+          <w:insideV w:val="single" w:color="auto" w:sz="4"/>
+        </w:tblBorders>
+      </w:tblPr>
+      <w:tblGrid>
+        <w:gridCol w:w="9360"/>
+      </w:tblGrid>
+      <w:tr>
+        <w:tc>
+          <w:tcPr>
+            <w:tcW w:type="dxa" w:w="9360"/>
+            <w:tcBorders>
+              <w:top w:val="single" w:color="6366F1" w:sz="4"/>
+              <w:left w:val="single" w:color="6366F1" w:sz="24"/>
+              <w:bottom w:val="single" w:color="BFBFBF" w:sz="4"/>
+              <w:right w:val="single" w:color="BFBFBF" w:sz="4"/>
+            </w:tcBorders>
+            <w:shd w:fill="F0EDFA" w:val="clear"/>
+            <w:tcMar>
+              <w:top w:type="dxa" w:w="160"/>
+              <w:left w:type="dxa" w:w="220"/>
+              <w:bottom w:type="dxa" w:w="160"/>
+              <w:right w:type="dxa" w:w="220"/>
+            </w:tcMar>
+          </w:tcPr>
+          <w:p>
+            <w:pPr>
+              <w:spacing w:after="40"/>
+            </w:pPr>
+            <w:r>
+              <w:rPr>
+                <w:rFonts w:ascii="Consolas" w:cs="Consolas" w:eastAsia="Consolas" w:hAnsi="Consolas"/>
+                <w:b/>
+                <w:bCs/>
+                <w:color w:val="1F3864"/>
+                <w:sz w:val="22"/>
+                <w:szCs w:val="22"/>
+              </w:rPr>
+              <w:t xml:space="preserve">Avg Days = Σ(lot_days × lot_value) / Σ(lot_value)</w:t>
+            </w:r>
+          </w:p>
+          <w:p>
+            <w:pPr>
+              <w:spacing w:after="40"/>
+            </w:pPr>
+            <w:r>
+              <w:rPr>
+                <w:rFonts w:ascii="Consolas" w:cs="Consolas" w:eastAsia="Consolas" w:hAnsi="Consolas"/>
+                <w:b/>
+                <w:bCs/>
+                <w:color w:val="1F3864"/>
+                <w:sz w:val="22"/>
+                <w:szCs w:val="22"/>
+              </w:rPr>
+              <w:t xml:space="preserve">Validity Score = scoring(Avg Days)  ← weighted average</w:t>
+            </w:r>
+          </w:p>
+          <w:p>
+            <w:pPr>
+              <w:spacing w:after="40"/>
+            </w:pPr>
+            <w:r>
+              <w:rPr>
+                <w:rFonts w:ascii="Consolas" w:cs="Consolas" w:eastAsia="Consolas" w:hAnsi="Consolas"/>
+                <w:b/>
+                <w:bCs/>
+                <w:color w:val="1F3864"/>
+                <w:sz w:val="22"/>
+                <w:szCs w:val="22"/>
+              </w:rPr>
+              <w:t xml:space="preserve">Value Score   = percentile rank ของ Σ(stock_value)</w:t>
+            </w:r>
+          </w:p>
+          <w:p>
+            <w:pPr>
+              <w:spacing w:after="40"/>
+            </w:pPr>
+            <w:r>
+              <w:rPr>
+                <w:rFonts w:ascii="Consolas" w:cs="Consolas" w:eastAsia="Consolas" w:hAnsi="Consolas"/>
+                <w:b/>
+                <w:bCs/>
+                <w:color w:val="1F3864"/>
+                <w:sz w:val="22"/>
+                <w:szCs w:val="22"/>
+              </w:rPr>
+              <w:t xml:space="preserve">Exp Score     = Value × (Validity/5)^α</w:t>
+            </w:r>
+          </w:p>
+          <w:p>
+            <w:pPr>
+              <w:spacing w:after="40"/>
+            </w:pPr>
+            <w:r>
+              <w:rPr>
+                <w:rFonts w:ascii="Consolas" w:cs="Consolas" w:eastAsia="Consolas" w:hAnsi="Consolas"/>
+                <w:b/>
+                <w:bCs/>
+                <w:color w:val="1F3864"/>
+                <w:sz w:val="22"/>
+                <w:szCs w:val="22"/>
+              </w:rPr>
+              <w:t xml:space="preserve"/>
+            </w:r>
+          </w:p>
+          <w:p>
+            <w:pPr>
+              <w:spacing w:after="40"/>
+            </w:pPr>
+            <w:r>
+              <w:rPr>
+                <w:rFonts w:ascii="Consolas" w:cs="Consolas" w:eastAsia="Consolas" w:hAnsi="Consolas"/>
+                <w:b/>
+                <w:bCs/>
+                <w:color w:val="1F3864"/>
+                <w:sz w:val="22"/>
+                <w:szCs w:val="22"/>
+              </w:rPr>
+              <w:t xml:space="preserve">ปรัชญา: "ความสดของเงินที่จมใน SKU นี้โดยเฉลี่ย"</w:t>
+            </w:r>
+          </w:p>
+        </w:tc>
+      </w:tr>
+    </w:tbl>
+    <w:tbl>
+      <w:tblPr>
+        <w:tblW w:type="dxa" w:w="9360"/>
+        <w:tblBorders>
+          <w:top w:val="single" w:color="auto" w:sz="4"/>
+          <w:left w:val="single" w:color="auto" w:sz="4"/>
+          <w:bottom w:val="single" w:color="auto" w:sz="4"/>
+          <w:right w:val="single" w:color="auto" w:sz="4"/>
+          <w:insideH w:val="single" w:color="auto" w:sz="4"/>
+          <w:insideV w:val="single" w:color="auto" w:sz="4"/>
+        </w:tblBorders>
+      </w:tblPr>
+      <w:tblGrid>
+        <w:gridCol w:w="9360"/>
+      </w:tblGrid>
+      <w:tr>
+        <w:tc>
+          <w:tcPr>
+            <w:tcW w:type="dxa" w:w="9360"/>
+            <w:tcBorders>
+              <w:top w:val="single" w:color="16A34A" w:sz="4"/>
+              <w:left w:val="single" w:color="16A34A" w:sz="24"/>
+              <w:bottom w:val="single" w:color="BFBFBF" w:sz="4"/>
+              <w:right w:val="single" w:color="BFBFBF" w:sz="4"/>
+            </w:tcBorders>
+            <w:shd w:fill="E8F8EF" w:val="clear"/>
+            <w:tcMar>
+              <w:top w:type="dxa" w:w="160"/>
+              <w:left w:type="dxa" w:w="220"/>
+              <w:bottom w:type="dxa" w:w="160"/>
+              <w:right w:type="dxa" w:w="220"/>
+            </w:tcMar>
+          </w:tcPr>
+          <w:p>
+            <w:pPr>
+              <w:spacing w:after="100"/>
+            </w:pPr>
+            <w:r>
+              <w:rPr>
+                <w:rFonts w:ascii="TH Sarabun New" w:cs="TH Sarabun New" w:eastAsia="TH Sarabun New" w:hAnsi="TH Sarabun New"/>
+                <w:b/>
+                <w:bCs/>
+                <w:color w:val="1F3864"/>
+                <w:sz w:val="26"/>
+                <w:szCs w:val="26"/>
+              </w:rPr>
+              <w:t xml:space="preserve">✅ เหมาะใช้กับ</w:t>
+            </w:r>
+          </w:p>
+          <w:p>
+            <w:pPr>
+              <w:spacing w:after="60"/>
+            </w:pPr>
+            <w:r>
+              <w:rPr>
+                <w:rFonts w:ascii="TH Sarabun New" w:cs="TH Sarabun New" w:eastAsia="TH Sarabun New" w:hAnsi="TH Sarabun New"/>
+                <w:sz w:val="22"/>
+                <w:szCs w:val="22"/>
+              </w:rPr>
+              <w:t xml:space="preserve">• การตั้งราคา / ส่วนลด</w:t>
+            </w:r>
+          </w:p>
+          <w:p>
+            <w:pPr>
+              <w:spacing w:after="60"/>
+            </w:pPr>
+            <w:r>
+              <w:rPr>
+                <w:rFonts w:ascii="TH Sarabun New" w:cs="TH Sarabun New" w:eastAsia="TH Sarabun New" w:hAnsi="TH Sarabun New"/>
+                <w:sz w:val="22"/>
+                <w:szCs w:val="22"/>
+              </w:rPr>
+              <w:t xml:space="preserve">• Pricing strategy</w:t>
+            </w:r>
+          </w:p>
+          <w:p>
+            <w:pPr>
+              <w:spacing w:after="60"/>
+            </w:pPr>
+            <w:r>
+              <w:rPr>
+                <w:rFonts w:ascii="TH Sarabun New" w:cs="TH Sarabun New" w:eastAsia="TH Sarabun New" w:hAnsi="TH Sarabun New"/>
+                <w:sz w:val="22"/>
+                <w:szCs w:val="22"/>
+              </w:rPr>
+              <w:t xml:space="preserve">• การเจรจา Supplier (สั่งลด/เพิ่ม)</w:t>
+            </w:r>
+          </w:p>
+          <w:p>
+            <w:pPr>
+              <w:spacing w:after="60"/>
+            </w:pPr>
+            <w:r>
+              <w:rPr>
+                <w:rFonts w:ascii="TH Sarabun New" w:cs="TH Sarabun New" w:eastAsia="TH Sarabun New" w:hAnsi="TH Sarabun New"/>
+                <w:sz w:val="22"/>
+                <w:szCs w:val="22"/>
+              </w:rPr>
+              <w:t xml:space="preserve">• การวางงบประมาณ</w:t>
+            </w:r>
+          </w:p>
+        </w:tc>
+      </w:tr>
+    </w:tbl>
+    <w:tbl>
+      <w:tblPr>
+        <w:tblW w:type="dxa" w:w="9360"/>
+        <w:tblBorders>
+          <w:top w:val="single" w:color="auto" w:sz="4"/>
+          <w:left w:val="single" w:color="auto" w:sz="4"/>
+          <w:bottom w:val="single" w:color="auto" w:sz="4"/>
+          <w:right w:val="single" w:color="auto" w:sz="4"/>
+          <w:insideH w:val="single" w:color="auto" w:sz="4"/>
+          <w:insideV w:val="single" w:color="auto" w:sz="4"/>
+        </w:tblBorders>
+      </w:tblPr>
+      <w:tblGrid>
+        <w:gridCol w:w="9360"/>
+      </w:tblGrid>
+      <w:tr>
+        <w:tc>
+          <w:tcPr>
+            <w:tcW w:type="dxa" w:w="9360"/>
+            <w:tcBorders>
+              <w:top w:val="single" w:color="D97706" w:sz="4"/>
+              <w:left w:val="single" w:color="D97706" w:sz="24"/>
+              <w:bottom w:val="single" w:color="BFBFBF" w:sz="4"/>
+              <w:right w:val="single" w:color="BFBFBF" w:sz="4"/>
+            </w:tcBorders>
+            <w:shd w:fill="FFF3DE" w:val="clear"/>
+            <w:tcMar>
+              <w:top w:type="dxa" w:w="160"/>
+              <w:left w:type="dxa" w:w="220"/>
+              <w:bottom w:type="dxa" w:w="160"/>
+              <w:right w:type="dxa" w:w="220"/>
+            </w:tcMar>
+          </w:tcPr>
+          <w:p>
+            <w:pPr>
+              <w:spacing w:after="100"/>
+            </w:pPr>
+            <w:r>
+              <w:rPr>
+                <w:rFonts w:ascii="TH Sarabun New" w:cs="TH Sarabun New" w:eastAsia="TH Sarabun New" w:hAnsi="TH Sarabun New"/>
+                <w:b/>
+                <w:bCs/>
+                <w:color w:val="1F3864"/>
+                <w:sz w:val="26"/>
+                <w:szCs w:val="26"/>
+              </w:rPr>
+              <w:t xml:space="preserve">⚠️ ข้อควรระวัง</w:t>
+            </w:r>
+          </w:p>
+          <w:p>
+            <w:pPr>
+              <w:spacing w:after="60"/>
+            </w:pPr>
+            <w:r>
+              <w:rPr>
+                <w:rFonts w:ascii="TH Sarabun New" w:cs="TH Sarabun New" w:eastAsia="TH Sarabun New" w:hAnsi="TH Sarabun New"/>
+                <w:sz w:val="22"/>
+                <w:szCs w:val="22"/>
+              </w:rPr>
+              <w:t xml:space="preserve">lot ใกล้หมดที่มูลค่าน้อยจะถูกบดบัง</w:t>
+            </w:r>
+          </w:p>
+          <w:p>
+            <w:pPr>
+              <w:spacing w:after="60"/>
+            </w:pPr>
+            <w:r>
+              <w:rPr>
+                <w:rFonts w:ascii="TH Sarabun New" w:cs="TH Sarabun New" w:eastAsia="TH Sarabun New" w:hAnsi="TH Sarabun New"/>
+                <w:sz w:val="22"/>
+                <w:szCs w:val="22"/>
+              </w:rPr>
+              <w:t xml:space="preserve">เช่น: lot ใหม่ ฿100,000 + lot หมดอายุ ฿100 → SKU ดูสด (เกือบ Class A) ทั้งที่มี lot หมดอายุปนอยู่</w:t>
+            </w:r>
+          </w:p>
+          <w:p>
+            <w:pPr>
+              <w:spacing w:after="60"/>
+            </w:pPr>
+            <w:r>
+              <w:rPr>
+                <w:rFonts w:ascii="TH Sarabun New" w:cs="TH Sarabun New" w:eastAsia="TH Sarabun New" w:hAnsi="TH Sarabun New"/>
+                <w:sz w:val="22"/>
+                <w:szCs w:val="22"/>
+              </w:rPr>
+              <w:t xml:space="preserve">→ ใช้คู่กับ Worst-Case mode</w:t>
+            </w:r>
+          </w:p>
+        </w:tc>
+      </w:tr>
+    </w:tbl>
+    <w:p>
+      <w:pPr>
+        <w:spacing w:after="80"/>
+      </w:pPr>
+      <w:r>
+        <w:rPr>
+          <w:rFonts w:ascii="TH Sarabun New" w:cs="TH Sarabun New" w:eastAsia="TH Sarabun New" w:hAnsi="TH Sarabun New"/>
+        </w:rPr>
+        <w:t xml:space="preserve"/>
+      </w:r>
+    </w:p>
+    <w:p>
+      <w:pPr>
+        <w:pStyle w:val="Heading2"/>
+        <w:spacing w:after="140" w:before="240"/>
+      </w:pPr>
+      <w:r>
+        <w:rPr>
+          <w:rFonts w:ascii="TH Sarabun New" w:cs="TH Sarabun New" w:eastAsia="TH Sarabun New" w:hAnsi="TH Sarabun New"/>
+          <w:b/>
+          <w:bCs/>
+          <w:color w:val="1F3864"/>
+          <w:sz w:val="30"/>
+          <w:szCs w:val="30"/>
+        </w:rPr>
+        <w:t xml:space="preserve">11.4 ตัวอย่างเปรียบเทียบ — SKU เดียว 3 Mode</w:t>
+      </w:r>
+    </w:p>
+    <w:p>
+      <w:pPr>
+        <w:spacing w:after="100" w:line="320"/>
+      </w:pPr>
+      <w:r>
+        <w:rPr>
+          <w:rFonts w:ascii="TH Sarabun New" w:cs="TH Sarabun New" w:eastAsia="TH Sarabun New" w:hAnsi="TH Sarabun New"/>
+        </w:rPr>
+        <w:t xml:space="preserve">สมมติ SKU "F7000100206 Smoked Salmon" มี 3 lot:</w:t>
+      </w:r>
+    </w:p>
+    <w:tbl>
+      <w:tblPr>
+        <w:tblW w:type="dxa" w:w="9360"/>
+        <w:tblBorders>
+          <w:top w:val="single" w:color="auto" w:sz="4"/>
+          <w:left w:val="single" w:color="auto" w:sz="4"/>
+          <w:bottom w:val="single" w:color="auto" w:sz="4"/>
+          <w:right w:val="single" w:color="auto" w:sz="4"/>
+          <w:insideH w:val="single" w:color="auto" w:sz="4"/>
+          <w:insideV w:val="single" w:color="auto" w:sz="4"/>
+        </w:tblBorders>
+      </w:tblPr>
+      <w:tblGrid>
+        <w:gridCol w:w="1872"/>
+        <w:gridCol w:w="1872"/>
+        <w:gridCol w:w="1872"/>
+        <w:gridCol w:w="1872"/>
+        <w:gridCol w:w="1872"/>
+      </w:tblGrid>
+      <w:tr>
+        <w:trPr>
+          <w:tblHeader/>
+        </w:trPr>
+        <w:tc>
+          <w:tcPr>
+            <w:tcW w:type="dxa" w:w="1872"/>
+            <w:tcBorders>
+              <w:top w:val="single" w:color="BFBFBF" w:sz="4"/>
+              <w:left w:val="single" w:color="BFBFBF" w:sz="4"/>
+              <w:bottom w:val="single" w:color="BFBFBF" w:sz="4"/>
+              <w:right w:val="single" w:color="BFBFBF" w:sz="4"/>
+            </w:tcBorders>
+            <w:shd w:fill="D9E2F3" w:val="clear"/>
+            <w:tcMar>
+              <w:top w:type="dxa" w:w="100"/>
+              <w:left w:type="dxa" w:w="140"/>
+              <w:bottom w:type="dxa" w:w="100"/>
+              <w:right w:type="dxa" w:w="140"/>
+            </w:tcMar>
+          </w:tcPr>
+          <w:p>
+            <w:pPr>
+              <w:spacing w:after="40"/>
+              <w:jc w:val="left"/>
+            </w:pPr>
+            <w:r>
+              <w:rPr>
+                <w:rFonts w:ascii="TH Sarabun New" w:cs="TH Sarabun New" w:eastAsia="TH Sarabun New" w:hAnsi="TH Sarabun New"/>
+                <w:b/>
+                <w:bCs/>
+                <w:color w:val="1F3864"/>
+                <w:sz w:val="22"/>
+                <w:szCs w:val="22"/>
+              </w:rPr>
+              <w:t xml:space="preserve">Lot</w:t>
+            </w:r>
+          </w:p>
+        </w:tc>
+        <w:tc>
+          <w:tcPr>
+            <w:tcW w:type="dxa" w:w="1872"/>
+            <w:tcBorders>
+              <w:top w:val="single" w:color="BFBFBF" w:sz="4"/>
+              <w:left w:val="single" w:color="BFBFBF" w:sz="4"/>
+              <w:bottom w:val="single" w:color="BFBFBF" w:sz="4"/>
+              <w:right w:val="single" w:color="BFBFBF" w:sz="4"/>
+            </w:tcBorders>
+            <w:shd w:fill="D9E2F3" w:val="clear"/>
+            <w:tcMar>
+              <w:top w:type="dxa" w:w="100"/>
+              <w:left w:type="dxa" w:w="140"/>
+              <w:bottom w:type="dxa" w:w="100"/>
+              <w:right w:type="dxa" w:w="140"/>
+            </w:tcMar>
+          </w:tcPr>
+          <w:p>
+            <w:pPr>
+              <w:spacing w:after="40"/>
+              <w:jc w:val="left"/>
+            </w:pPr>
+            <w:r>
+              <w:rPr>
+                <w:rFonts w:ascii="TH Sarabun New" w:cs="TH Sarabun New" w:eastAsia="TH Sarabun New" w:hAnsi="TH Sarabun New"/>
+                <w:b/>
+                <w:bCs/>
+                <w:color w:val="1F3864"/>
+                <w:sz w:val="22"/>
+                <w:szCs w:val="22"/>
+              </w:rPr>
+              <w:t xml:space="preserve">มูลค่า</w:t>
+            </w:r>
+          </w:p>
+        </w:tc>
+        <w:tc>
+          <w:tcPr>
+            <w:tcW w:type="dxa" w:w="1872"/>
+            <w:tcBorders>
+              <w:top w:val="single" w:color="BFBFBF" w:sz="4"/>
+              <w:left w:val="single" w:color="BFBFBF" w:sz="4"/>
+              <w:bottom w:val="single" w:color="BFBFBF" w:sz="4"/>
+              <w:right w:val="single" w:color="BFBFBF" w:sz="4"/>
+            </w:tcBorders>
+            <w:shd w:fill="D9E2F3" w:val="clear"/>
+            <w:tcMar>
+              <w:top w:type="dxa" w:w="100"/>
+              <w:left w:type="dxa" w:w="140"/>
+              <w:bottom w:type="dxa" w:w="100"/>
+              <w:right w:type="dxa" w:w="140"/>
+            </w:tcMar>
+          </w:tcPr>
+          <w:p>
+            <w:pPr>
+              <w:spacing w:after="40"/>
+              <w:jc w:val="left"/>
+            </w:pPr>
+            <w:r>
+              <w:rPr>
+                <w:rFonts w:ascii="TH Sarabun New" w:cs="TH Sarabun New" w:eastAsia="TH Sarabun New" w:hAnsi="TH Sarabun New"/>
+                <w:b/>
+                <w:bCs/>
+                <w:color w:val="1F3864"/>
+                <w:sz w:val="22"/>
+                <w:szCs w:val="22"/>
+              </w:rPr>
+              <w:t xml:space="preserve">วันหมดอายุ</w:t>
+            </w:r>
+          </w:p>
+        </w:tc>
+        <w:tc>
+          <w:tcPr>
+            <w:tcW w:type="dxa" w:w="1872"/>
+            <w:tcBorders>
+              <w:top w:val="single" w:color="BFBFBF" w:sz="4"/>
+              <w:left w:val="single" w:color="BFBFBF" w:sz="4"/>
+              <w:bottom w:val="single" w:color="BFBFBF" w:sz="4"/>
+              <w:right w:val="single" w:color="BFBFBF" w:sz="4"/>
+            </w:tcBorders>
+            <w:shd w:fill="D9E2F3" w:val="clear"/>
+            <w:tcMar>
+              <w:top w:type="dxa" w:w="100"/>
+              <w:left w:type="dxa" w:w="140"/>
+              <w:bottom w:type="dxa" w:w="100"/>
+              <w:right w:type="dxa" w:w="140"/>
+            </w:tcMar>
+          </w:tcPr>
+          <w:p>
+            <w:pPr>
+              <w:spacing w:after="40"/>
+              <w:jc w:val="left"/>
+            </w:pPr>
+            <w:r>
+              <w:rPr>
+                <w:rFonts w:ascii="TH Sarabun New" w:cs="TH Sarabun New" w:eastAsia="TH Sarabun New" w:hAnsi="TH Sarabun New"/>
+                <w:b/>
+                <w:bCs/>
+                <w:color w:val="1F3864"/>
+                <w:sz w:val="22"/>
+                <w:szCs w:val="22"/>
+              </w:rPr>
+              <w:t xml:space="preserve">Days Left</w:t>
+            </w:r>
+          </w:p>
+        </w:tc>
+        <w:tc>
+          <w:tcPr>
+            <w:tcW w:type="dxa" w:w="1872"/>
+            <w:tcBorders>
+              <w:top w:val="single" w:color="BFBFBF" w:sz="4"/>
+              <w:left w:val="single" w:color="BFBFBF" w:sz="4"/>
+              <w:bottom w:val="single" w:color="BFBFBF" w:sz="4"/>
+              <w:right w:val="single" w:color="BFBFBF" w:sz="4"/>
+            </w:tcBorders>
+            <w:shd w:fill="D9E2F3" w:val="clear"/>
+            <w:tcMar>
+              <w:top w:type="dxa" w:w="100"/>
+              <w:left w:type="dxa" w:w="140"/>
+              <w:bottom w:type="dxa" w:w="100"/>
+              <w:right w:type="dxa" w:w="140"/>
+            </w:tcMar>
+          </w:tcPr>
+          <w:p>
+            <w:pPr>
+              <w:spacing w:after="40"/>
+              <w:jc w:val="center"/>
+            </w:pPr>
+            <w:r>
+              <w:rPr>
+                <w:rFonts w:ascii="TH Sarabun New" w:cs="TH Sarabun New" w:eastAsia="TH Sarabun New" w:hAnsi="TH Sarabun New"/>
+                <w:b/>
+                <w:bCs/>
+                <w:color w:val="1F3864"/>
+                <w:sz w:val="22"/>
+                <w:szCs w:val="22"/>
+              </w:rPr>
+              <w:t xml:space="preserve">Validity</w:t>
+            </w:r>
+          </w:p>
+        </w:tc>
+      </w:tr>
+      <w:tr>
+        <w:tc>
+          <w:tcPr>
+            <w:tcW w:type="dxa" w:w="1872"/>
+            <w:tcBorders>
+              <w:top w:val="single" w:color="BFBFBF" w:sz="4"/>
+              <w:left w:val="single" w:color="BFBFBF" w:sz="4"/>
+              <w:bottom w:val="single" w:color="BFBFBF" w:sz="4"/>
+              <w:right w:val="single" w:color="BFBFBF" w:sz="4"/>
+            </w:tcBorders>
+            <w:tcMar>
+              <w:top w:type="dxa" w:w="100"/>
+              <w:left w:type="dxa" w:w="140"/>
+              <w:bottom w:type="dxa" w:w="100"/>
+              <w:right w:type="dxa" w:w="140"/>
+            </w:tcMar>
+          </w:tcPr>
+          <w:p>
+            <w:pPr>
+              <w:spacing w:after="40"/>
+              <w:jc w:val="left"/>
+            </w:pPr>
+            <w:r>
+              <w:rPr>
+                <w:rFonts w:ascii="TH Sarabun New" w:cs="TH Sarabun New" w:eastAsia="TH Sarabun New" w:hAnsi="TH Sarabun New"/>
+                <w:color w:val="000000"/>
+                <w:sz w:val="22"/>
+                <w:szCs w:val="22"/>
+              </w:rPr>
+              <w:t xml:space="preserve">Lot A</w:t>
+            </w:r>
+          </w:p>
+        </w:tc>
+        <w:tc>
+          <w:tcPr>
+            <w:tcW w:type="dxa" w:w="1872"/>
+            <w:tcBorders>
+              <w:top w:val="single" w:color="BFBFBF" w:sz="4"/>
+              <w:left w:val="single" w:color="BFBFBF" w:sz="4"/>
+              <w:bottom w:val="single" w:color="BFBFBF" w:sz="4"/>
+              <w:right w:val="single" w:color="BFBFBF" w:sz="4"/>
+            </w:tcBorders>
+            <w:tcMar>
+              <w:top w:type="dxa" w:w="100"/>
+              <w:left w:type="dxa" w:w="140"/>
+              <w:bottom w:type="dxa" w:w="100"/>
+              <w:right w:type="dxa" w:w="140"/>
+            </w:tcMar>
+          </w:tcPr>
+          <w:p>
+            <w:pPr>
+              <w:spacing w:after="40"/>
+              <w:jc w:val="left"/>
+            </w:pPr>
+            <w:r>
+              <w:rPr>
+                <w:rFonts w:ascii="TH Sarabun New" w:cs="TH Sarabun New" w:eastAsia="TH Sarabun New" w:hAnsi="TH Sarabun New"/>
+                <w:color w:val="000000"/>
+                <w:sz w:val="22"/>
+                <w:szCs w:val="22"/>
+              </w:rPr>
+              <w:t xml:space="preserve">฿100,000</w:t>
+            </w:r>
+          </w:p>
+        </w:tc>
+        <w:tc>
+          <w:tcPr>
+            <w:tcW w:type="dxa" w:w="1872"/>
+            <w:tcBorders>
+              <w:top w:val="single" w:color="BFBFBF" w:sz="4"/>
+              <w:left w:val="single" w:color="BFBFBF" w:sz="4"/>
+              <w:bottom w:val="single" w:color="BFBFBF" w:sz="4"/>
+              <w:right w:val="single" w:color="BFBFBF" w:sz="4"/>
+            </w:tcBorders>
+            <w:tcMar>
+              <w:top w:type="dxa" w:w="100"/>
+              <w:left w:type="dxa" w:w="140"/>
+              <w:bottom w:type="dxa" w:w="100"/>
+              <w:right w:type="dxa" w:w="140"/>
+            </w:tcMar>
+          </w:tcPr>
+          <w:p>
+            <w:pPr>
+              <w:spacing w:after="40"/>
+              <w:jc w:val="left"/>
+            </w:pPr>
+            <w:r>
+              <w:rPr>
+                <w:rFonts w:ascii="TH Sarabun New" w:cs="TH Sarabun New" w:eastAsia="TH Sarabun New" w:hAnsi="TH Sarabun New"/>
+                <w:color w:val="000000"/>
+                <w:sz w:val="22"/>
+                <w:szCs w:val="22"/>
+              </w:rPr>
+              <w:t xml:space="preserve">มี.ค. 2027</w:t>
+            </w:r>
+          </w:p>
+        </w:tc>
+        <w:tc>
+          <w:tcPr>
+            <w:tcW w:type="dxa" w:w="1872"/>
+            <w:tcBorders>
+              <w:top w:val="single" w:color="BFBFBF" w:sz="4"/>
+              <w:left w:val="single" w:color="BFBFBF" w:sz="4"/>
+              <w:bottom w:val="single" w:color="BFBFBF" w:sz="4"/>
+              <w:right w:val="single" w:color="BFBFBF" w:sz="4"/>
+            </w:tcBorders>
+            <w:tcMar>
+              <w:top w:type="dxa" w:w="100"/>
+              <w:left w:type="dxa" w:w="140"/>
+              <w:bottom w:type="dxa" w:w="100"/>
+              <w:right w:type="dxa" w:w="140"/>
+            </w:tcMar>
+          </w:tcPr>
+          <w:p>
+            <w:pPr>
+              <w:spacing w:after="40"/>
+              <w:jc w:val="left"/>
+            </w:pPr>
+            <w:r>
+              <w:rPr>
+                <w:rFonts w:ascii="TH Sarabun New" w:cs="TH Sarabun New" w:eastAsia="TH Sarabun New" w:hAnsi="TH Sarabun New"/>
+                <w:color w:val="000000"/>
+                <w:sz w:val="22"/>
+                <w:szCs w:val="22"/>
+              </w:rPr>
+              <w:t xml:space="preserve">+335 วัน</w:t>
+            </w:r>
+          </w:p>
+        </w:tc>
+        <w:tc>
+          <w:tcPr>
+            <w:tcW w:type="dxa" w:w="1872"/>
+            <w:tcBorders>
+              <w:top w:val="single" w:color="BFBFBF" w:sz="4"/>
+              <w:left w:val="single" w:color="BFBFBF" w:sz="4"/>
+              <w:bottom w:val="single" w:color="BFBFBF" w:sz="4"/>
+              <w:right w:val="single" w:color="BFBFBF" w:sz="4"/>
+            </w:tcBorders>
+            <w:tcMar>
+              <w:top w:type="dxa" w:w="100"/>
+              <w:left w:type="dxa" w:w="140"/>
+              <w:bottom w:type="dxa" w:w="100"/>
+              <w:right w:type="dxa" w:w="140"/>
+            </w:tcMar>
+          </w:tcPr>
+          <w:p>
+            <w:pPr>
+              <w:spacing w:after="40"/>
+              <w:jc w:val="center"/>
+            </w:pPr>
+            <w:r>
+              <w:rPr>
+                <w:rFonts w:ascii="TH Sarabun New" w:cs="TH Sarabun New" w:eastAsia="TH Sarabun New" w:hAnsi="TH Sarabun New"/>
+                <w:b/>
+                <w:bCs/>
+                <w:color w:val="16A34A"/>
+                <w:sz w:val="22"/>
+                <w:szCs w:val="22"/>
+              </w:rPr>
+              <w:t xml:space="preserve">5</w:t>
+            </w:r>
+          </w:p>
+        </w:tc>
+      </w:tr>
+      <w:tr>
+        <w:tc>
+          <w:tcPr>
+            <w:tcW w:type="dxa" w:w="1872"/>
+            <w:tcBorders>
+              <w:top w:val="single" w:color="BFBFBF" w:sz="4"/>
+              <w:left w:val="single" w:color="BFBFBF" w:sz="4"/>
+              <w:bottom w:val="single" w:color="BFBFBF" w:sz="4"/>
+              <w:right w:val="single" w:color="BFBFBF" w:sz="4"/>
+            </w:tcBorders>
+            <w:shd w:fill="F2F2F2" w:val="clear"/>
+            <w:tcMar>
+              <w:top w:type="dxa" w:w="100"/>
+              <w:left w:type="dxa" w:w="140"/>
+              <w:bottom w:type="dxa" w:w="100"/>
+              <w:right w:type="dxa" w:w="140"/>
+            </w:tcMar>
+          </w:tcPr>
+          <w:p>
+            <w:pPr>
+              <w:spacing w:after="40"/>
+              <w:jc w:val="left"/>
+            </w:pPr>
+            <w:r>
+              <w:rPr>
+                <w:rFonts w:ascii="TH Sarabun New" w:cs="TH Sarabun New" w:eastAsia="TH Sarabun New" w:hAnsi="TH Sarabun New"/>
+                <w:color w:val="000000"/>
+                <w:sz w:val="22"/>
+                <w:szCs w:val="22"/>
+              </w:rPr>
+              <w:t xml:space="preserve">Lot B</w:t>
+            </w:r>
+          </w:p>
+        </w:tc>
+        <w:tc>
+          <w:tcPr>
+            <w:tcW w:type="dxa" w:w="1872"/>
+            <w:tcBorders>
+              <w:top w:val="single" w:color="BFBFBF" w:sz="4"/>
+              <w:left w:val="single" w:color="BFBFBF" w:sz="4"/>
+              <w:bottom w:val="single" w:color="BFBFBF" w:sz="4"/>
+              <w:right w:val="single" w:color="BFBFBF" w:sz="4"/>
+            </w:tcBorders>
+            <w:shd w:fill="F2F2F2" w:val="clear"/>
+            <w:tcMar>
+              <w:top w:type="dxa" w:w="100"/>
+              <w:left w:type="dxa" w:w="140"/>
+              <w:bottom w:type="dxa" w:w="100"/>
+              <w:right w:type="dxa" w:w="140"/>
+            </w:tcMar>
+          </w:tcPr>
+          <w:p>
+            <w:pPr>
+              <w:spacing w:after="40"/>
+              <w:jc w:val="left"/>
+            </w:pPr>
+            <w:r>
+              <w:rPr>
+                <w:rFonts w:ascii="TH Sarabun New" w:cs="TH Sarabun New" w:eastAsia="TH Sarabun New" w:hAnsi="TH Sarabun New"/>
+                <w:color w:val="000000"/>
+                <w:sz w:val="22"/>
+                <w:szCs w:val="22"/>
+              </w:rPr>
+              <w:t xml:space="preserve">฿20,000</w:t>
+            </w:r>
+          </w:p>
+        </w:tc>
+        <w:tc>
+          <w:tcPr>
+            <w:tcW w:type="dxa" w:w="1872"/>
+            <w:tcBorders>
+              <w:top w:val="single" w:color="BFBFBF" w:sz="4"/>
+              <w:left w:val="single" w:color="BFBFBF" w:sz="4"/>
+              <w:bottom w:val="single" w:color="BFBFBF" w:sz="4"/>
+              <w:right w:val="single" w:color="BFBFBF" w:sz="4"/>
+            </w:tcBorders>
+            <w:shd w:fill="F2F2F2" w:val="clear"/>
+            <w:tcMar>
+              <w:top w:type="dxa" w:w="100"/>
+              <w:left w:type="dxa" w:w="140"/>
+              <w:bottom w:type="dxa" w:w="100"/>
+              <w:right w:type="dxa" w:w="140"/>
+            </w:tcMar>
+          </w:tcPr>
+          <w:p>
+            <w:pPr>
+              <w:spacing w:after="40"/>
+              <w:jc w:val="left"/>
+            </w:pPr>
+            <w:r>
+              <w:rPr>
+                <w:rFonts w:ascii="TH Sarabun New" w:cs="TH Sarabun New" w:eastAsia="TH Sarabun New" w:hAnsi="TH Sarabun New"/>
+                <w:color w:val="000000"/>
+                <w:sz w:val="22"/>
+                <w:szCs w:val="22"/>
+              </w:rPr>
+              <w:t xml:space="preserve">มิ.ย. 2026</w:t>
+            </w:r>
+          </w:p>
+        </w:tc>
+        <w:tc>
+          <w:tcPr>
+            <w:tcW w:type="dxa" w:w="1872"/>
+            <w:tcBorders>
+              <w:top w:val="single" w:color="BFBFBF" w:sz="4"/>
+              <w:left w:val="single" w:color="BFBFBF" w:sz="4"/>
+              <w:bottom w:val="single" w:color="BFBFBF" w:sz="4"/>
+              <w:right w:val="single" w:color="BFBFBF" w:sz="4"/>
+            </w:tcBorders>
+            <w:shd w:fill="F2F2F2" w:val="clear"/>
+            <w:tcMar>
+              <w:top w:type="dxa" w:w="100"/>
+              <w:left w:type="dxa" w:w="140"/>
+              <w:bottom w:type="dxa" w:w="100"/>
+              <w:right w:type="dxa" w:w="140"/>
+            </w:tcMar>
+          </w:tcPr>
+          <w:p>
+            <w:pPr>
+              <w:spacing w:after="40"/>
+              <w:jc w:val="left"/>
+            </w:pPr>
+            <w:r>
+              <w:rPr>
+                <w:rFonts w:ascii="TH Sarabun New" w:cs="TH Sarabun New" w:eastAsia="TH Sarabun New" w:hAnsi="TH Sarabun New"/>
+                <w:color w:val="000000"/>
+                <w:sz w:val="22"/>
+                <w:szCs w:val="22"/>
+              </w:rPr>
+              <w:t xml:space="preserve">+45 วัน</w:t>
+            </w:r>
+          </w:p>
+        </w:tc>
+        <w:tc>
+          <w:tcPr>
+            <w:tcW w:type="dxa" w:w="1872"/>
+            <w:tcBorders>
+              <w:top w:val="single" w:color="BFBFBF" w:sz="4"/>
+              <w:left w:val="single" w:color="BFBFBF" w:sz="4"/>
+              <w:bottom w:val="single" w:color="BFBFBF" w:sz="4"/>
+              <w:right w:val="single" w:color="BFBFBF" w:sz="4"/>
+            </w:tcBorders>
+            <w:shd w:fill="F2F2F2" w:val="clear"/>
+            <w:tcMar>
+              <w:top w:type="dxa" w:w="100"/>
+              <w:left w:type="dxa" w:w="140"/>
+              <w:bottom w:type="dxa" w:w="100"/>
+              <w:right w:type="dxa" w:w="140"/>
+            </w:tcMar>
+          </w:tcPr>
+          <w:p>
+            <w:pPr>
+              <w:spacing w:after="40"/>
+              <w:jc w:val="center"/>
+            </w:pPr>
+            <w:r>
+              <w:rPr>
+                <w:rFonts w:ascii="TH Sarabun New" w:cs="TH Sarabun New" w:eastAsia="TH Sarabun New" w:hAnsi="TH Sarabun New"/>
+                <w:b/>
+                <w:bCs/>
+                <w:color w:val="D97706"/>
+                <w:sz w:val="22"/>
+                <w:szCs w:val="22"/>
+              </w:rPr>
+              <w:t xml:space="preserve">3</w:t>
+            </w:r>
+          </w:p>
+        </w:tc>
+      </w:tr>
+      <w:tr>
+        <w:tc>
+          <w:tcPr>
+            <w:tcW w:type="dxa" w:w="1872"/>
+            <w:tcBorders>
+              <w:top w:val="single" w:color="BFBFBF" w:sz="4"/>
+              <w:left w:val="single" w:color="BFBFBF" w:sz="4"/>
+              <w:bottom w:val="single" w:color="BFBFBF" w:sz="4"/>
+              <w:right w:val="single" w:color="BFBFBF" w:sz="4"/>
+            </w:tcBorders>
+            <w:tcMar>
+              <w:top w:type="dxa" w:w="100"/>
+              <w:left w:type="dxa" w:w="140"/>
+              <w:bottom w:type="dxa" w:w="100"/>
+              <w:right w:type="dxa" w:w="140"/>
+            </w:tcMar>
+          </w:tcPr>
+          <w:p>
+            <w:pPr>
+              <w:spacing w:after="40"/>
+              <w:jc w:val="left"/>
+            </w:pPr>
+            <w:r>
+              <w:rPr>
+                <w:rFonts w:ascii="TH Sarabun New" w:cs="TH Sarabun New" w:eastAsia="TH Sarabun New" w:hAnsi="TH Sarabun New"/>
+                <w:color w:val="000000"/>
+                <w:sz w:val="22"/>
+                <w:szCs w:val="22"/>
+              </w:rPr>
+              <w:t xml:space="preserve">Lot C</w:t>
+            </w:r>
+          </w:p>
+        </w:tc>
+        <w:tc>
+          <w:tcPr>
+            <w:tcW w:type="dxa" w:w="1872"/>
+            <w:tcBorders>
+              <w:top w:val="single" w:color="BFBFBF" w:sz="4"/>
+              <w:left w:val="single" w:color="BFBFBF" w:sz="4"/>
+              <w:bottom w:val="single" w:color="BFBFBF" w:sz="4"/>
+              <w:right w:val="single" w:color="BFBFBF" w:sz="4"/>
+            </w:tcBorders>
+            <w:tcMar>
+              <w:top w:type="dxa" w:w="100"/>
+              <w:left w:type="dxa" w:w="140"/>
+              <w:bottom w:type="dxa" w:w="100"/>
+              <w:right w:type="dxa" w:w="140"/>
+            </w:tcMar>
+          </w:tcPr>
+          <w:p>
+            <w:pPr>
+              <w:spacing w:after="40"/>
+              <w:jc w:val="left"/>
+            </w:pPr>
+            <w:r>
+              <w:rPr>
+                <w:rFonts w:ascii="TH Sarabun New" w:cs="TH Sarabun New" w:eastAsia="TH Sarabun New" w:hAnsi="TH Sarabun New"/>
+                <w:color w:val="000000"/>
+                <w:sz w:val="22"/>
+                <w:szCs w:val="22"/>
+              </w:rPr>
+              <w:t xml:space="preserve">฿5,000</w:t>
+            </w:r>
+          </w:p>
+        </w:tc>
+        <w:tc>
+          <w:tcPr>
+            <w:tcW w:type="dxa" w:w="1872"/>
+            <w:tcBorders>
+              <w:top w:val="single" w:color="BFBFBF" w:sz="4"/>
+              <w:left w:val="single" w:color="BFBFBF" w:sz="4"/>
+              <w:bottom w:val="single" w:color="BFBFBF" w:sz="4"/>
+              <w:right w:val="single" w:color="BFBFBF" w:sz="4"/>
+            </w:tcBorders>
+            <w:tcMar>
+              <w:top w:type="dxa" w:w="100"/>
+              <w:left w:type="dxa" w:w="140"/>
+              <w:bottom w:type="dxa" w:w="100"/>
+              <w:right w:type="dxa" w:w="140"/>
+            </w:tcMar>
+          </w:tcPr>
+          <w:p>
+            <w:pPr>
+              <w:spacing w:after="40"/>
+              <w:jc w:val="left"/>
+            </w:pPr>
+            <w:r>
+              <w:rPr>
+                <w:rFonts w:ascii="TH Sarabun New" w:cs="TH Sarabun New" w:eastAsia="TH Sarabun New" w:hAnsi="TH Sarabun New"/>
+                <w:color w:val="000000"/>
+                <w:sz w:val="22"/>
+                <w:szCs w:val="22"/>
+              </w:rPr>
+              <w:t xml:space="preserve">พ.ค. 2026</w:t>
+            </w:r>
+          </w:p>
+        </w:tc>
+        <w:tc>
+          <w:tcPr>
+            <w:tcW w:type="dxa" w:w="1872"/>
+            <w:tcBorders>
+              <w:top w:val="single" w:color="BFBFBF" w:sz="4"/>
+              <w:left w:val="single" w:color="BFBFBF" w:sz="4"/>
+              <w:bottom w:val="single" w:color="BFBFBF" w:sz="4"/>
+              <w:right w:val="single" w:color="BFBFBF" w:sz="4"/>
+            </w:tcBorders>
+            <w:tcMar>
+              <w:top w:type="dxa" w:w="100"/>
+              <w:left w:type="dxa" w:w="140"/>
+              <w:bottom w:type="dxa" w:w="100"/>
+              <w:right w:type="dxa" w:w="140"/>
+            </w:tcMar>
+          </w:tcPr>
+          <w:p>
+            <w:pPr>
+              <w:spacing w:after="40"/>
+              <w:jc w:val="left"/>
+            </w:pPr>
+            <w:r>
+              <w:rPr>
+                <w:rFonts w:ascii="TH Sarabun New" w:cs="TH Sarabun New" w:eastAsia="TH Sarabun New" w:hAnsi="TH Sarabun New"/>
+                <w:color w:val="000000"/>
+                <w:sz w:val="22"/>
+                <w:szCs w:val="22"/>
+              </w:rPr>
+              <w:t xml:space="preserve">−10 วัน</w:t>
+            </w:r>
+          </w:p>
+        </w:tc>
+        <w:tc>
+          <w:tcPr>
+            <w:tcW w:type="dxa" w:w="1872"/>
+            <w:tcBorders>
+              <w:top w:val="single" w:color="BFBFBF" w:sz="4"/>
+              <w:left w:val="single" w:color="BFBFBF" w:sz="4"/>
+              <w:bottom w:val="single" w:color="BFBFBF" w:sz="4"/>
+              <w:right w:val="single" w:color="BFBFBF" w:sz="4"/>
+            </w:tcBorders>
+            <w:tcMar>
+              <w:top w:type="dxa" w:w="100"/>
+              <w:left w:type="dxa" w:w="140"/>
+              <w:bottom w:type="dxa" w:w="100"/>
+              <w:right w:type="dxa" w:w="140"/>
+            </w:tcMar>
+          </w:tcPr>
+          <w:p>
+            <w:pPr>
+              <w:spacing w:after="40"/>
+              <w:jc w:val="center"/>
+            </w:pPr>
+            <w:r>
+              <w:rPr>
+                <w:rFonts w:ascii="TH Sarabun New" w:cs="TH Sarabun New" w:eastAsia="TH Sarabun New" w:hAnsi="TH Sarabun New"/>
+                <w:b/>
+                <w:bCs/>
+                <w:color w:val="DC2626"/>
+                <w:sz w:val="22"/>
+                <w:szCs w:val="22"/>
+              </w:rPr>
+              <w:t xml:space="preserve">1</w:t>
+            </w:r>
+          </w:p>
+        </w:tc>
+      </w:tr>
+    </w:tbl>
+    <w:p>
+      <w:pPr>
+        <w:spacing w:after="80"/>
+      </w:pPr>
+      <w:r>
+        <w:rPr>
+          <w:rFonts w:ascii="TH Sarabun New" w:cs="TH Sarabun New" w:eastAsia="TH Sarabun New" w:hAnsi="TH Sarabun New"/>
+        </w:rPr>
+        <w:t xml:space="preserve"/>
+      </w:r>
+    </w:p>
+    <w:p>
+      <w:pPr>
+        <w:spacing w:after="100" w:line="320"/>
+      </w:pPr>
+      <w:r>
+        <w:rPr>
+          <w:rFonts w:ascii="TH Sarabun New" w:cs="TH Sarabun New" w:eastAsia="TH Sarabun New" w:hAnsi="TH Sarabun New"/>
+        </w:rPr>
+        <w:t xml:space="preserve">SKU มี Total Value = ฿125,000 → Value Score (rank) สมมติ = 4</w:t>
+      </w:r>
+    </w:p>
+    <w:p>
+      <w:pPr>
+        <w:spacing w:after="80"/>
+      </w:pPr>
+      <w:r>
+        <w:rPr>
+          <w:rFonts w:ascii="TH Sarabun New" w:cs="TH Sarabun New" w:eastAsia="TH Sarabun New" w:hAnsi="TH Sarabun New"/>
+        </w:rPr>
+        <w:t xml:space="preserve"/>
+      </w:r>
+    </w:p>
+    <w:p>
+      <w:pPr>
+        <w:spacing w:after="100" w:line="320"/>
+      </w:pPr>
+      <w:r>
+        <w:rPr>
+          <w:rFonts w:ascii="TH Sarabun New" w:cs="TH Sarabun New" w:eastAsia="TH Sarabun New" w:hAnsi="TH Sarabun New"/>
+          <w:b/>
+          <w:bCs/>
+        </w:rPr>
+        <w:t xml:space="preserve">ผลลัพธ์ของแต่ละ Mode (α=3):</w:t>
+      </w:r>
+    </w:p>
+    <w:tbl>
+      <w:tblPr>
+        <w:tblW w:type="dxa" w:w="9360"/>
+        <w:tblBorders>
+          <w:top w:val="single" w:color="auto" w:sz="4"/>
+          <w:left w:val="single" w:color="auto" w:sz="4"/>
+          <w:bottom w:val="single" w:color="auto" w:sz="4"/>
+          <w:right w:val="single" w:color="auto" w:sz="4"/>
+          <w:insideH w:val="single" w:color="auto" w:sz="4"/>
+          <w:insideV w:val="single" w:color="auto" w:sz="4"/>
+        </w:tblBorders>
+      </w:tblPr>
+      <w:tblGrid>
+        <w:gridCol w:w="2995"/>
+        <w:gridCol w:w="2340"/>
+        <w:gridCol w:w="2153"/>
+        <w:gridCol w:w="1872"/>
+      </w:tblGrid>
+      <w:tr>
+        <w:trPr>
+          <w:tblHeader/>
+        </w:trPr>
+        <w:tc>
+          <w:tcPr>
+            <w:tcW w:type="dxa" w:w="2995"/>
+            <w:tcBorders>
+              <w:top w:val="single" w:color="BFBFBF" w:sz="4"/>
+              <w:left w:val="single" w:color="BFBFBF" w:sz="4"/>
+              <w:bottom w:val="single" w:color="BFBFBF" w:sz="4"/>
+              <w:right w:val="single" w:color="BFBFBF" w:sz="4"/>
+            </w:tcBorders>
+            <w:shd w:fill="D9E2F3" w:val="clear"/>
+            <w:tcMar>
+              <w:top w:type="dxa" w:w="100"/>
+              <w:left w:type="dxa" w:w="140"/>
+              <w:bottom w:type="dxa" w:w="100"/>
+              <w:right w:type="dxa" w:w="140"/>
+            </w:tcMar>
+          </w:tcPr>
+          <w:p>
+            <w:pPr>
+              <w:spacing w:after="40"/>
+              <w:jc w:val="left"/>
+            </w:pPr>
+            <w:r>
+              <w:rPr>
+                <w:rFonts w:ascii="TH Sarabun New" w:cs="TH Sarabun New" w:eastAsia="TH Sarabun New" w:hAnsi="TH Sarabun New"/>
+                <w:b/>
+                <w:bCs/>
+                <w:color w:val="1F3864"/>
+                <w:sz w:val="22"/>
+                <w:szCs w:val="22"/>
+              </w:rPr>
+              <w:t xml:space="preserve">Mode</w:t>
+            </w:r>
+          </w:p>
+        </w:tc>
+        <w:tc>
+          <w:tcPr>
+            <w:tcW w:type="dxa" w:w="2340"/>
+            <w:tcBorders>
+              <w:top w:val="single" w:color="BFBFBF" w:sz="4"/>
+              <w:left w:val="single" w:color="BFBFBF" w:sz="4"/>
+              <w:bottom w:val="single" w:color="BFBFBF" w:sz="4"/>
+              <w:right w:val="single" w:color="BFBFBF" w:sz="4"/>
+            </w:tcBorders>
+            <w:shd w:fill="D9E2F3" w:val="clear"/>
+            <w:tcMar>
+              <w:top w:type="dxa" w:w="100"/>
+              <w:left w:type="dxa" w:w="140"/>
+              <w:bottom w:type="dxa" w:w="100"/>
+              <w:right w:type="dxa" w:w="140"/>
+            </w:tcMar>
+          </w:tcPr>
+          <w:p>
+            <w:pPr>
+              <w:spacing w:after="40"/>
+              <w:jc w:val="left"/>
+            </w:pPr>
+            <w:r>
+              <w:rPr>
+                <w:rFonts w:ascii="TH Sarabun New" w:cs="TH Sarabun New" w:eastAsia="TH Sarabun New" w:hAnsi="TH Sarabun New"/>
+                <w:b/>
+                <w:bCs/>
+                <w:color w:val="1F3864"/>
+                <w:sz w:val="22"/>
+                <w:szCs w:val="22"/>
+              </w:rPr>
+              <w:t xml:space="preserve">Validity ที่ใช้</w:t>
+            </w:r>
+          </w:p>
+        </w:tc>
+        <w:tc>
+          <w:tcPr>
+            <w:tcW w:type="dxa" w:w="2153"/>
+            <w:tcBorders>
+              <w:top w:val="single" w:color="BFBFBF" w:sz="4"/>
+              <w:left w:val="single" w:color="BFBFBF" w:sz="4"/>
+              <w:bottom w:val="single" w:color="BFBFBF" w:sz="4"/>
+              <w:right w:val="single" w:color="BFBFBF" w:sz="4"/>
+            </w:tcBorders>
+            <w:shd w:fill="D9E2F3" w:val="clear"/>
+            <w:tcMar>
+              <w:top w:type="dxa" w:w="100"/>
+              <w:left w:type="dxa" w:w="140"/>
+              <w:bottom w:type="dxa" w:w="100"/>
+              <w:right w:type="dxa" w:w="140"/>
+            </w:tcMar>
+          </w:tcPr>
+          <w:p>
+            <w:pPr>
+              <w:spacing w:after="40"/>
+              <w:jc w:val="left"/>
+            </w:pPr>
+            <w:r>
+              <w:rPr>
+                <w:rFonts w:ascii="TH Sarabun New" w:cs="TH Sarabun New" w:eastAsia="TH Sarabun New" w:hAnsi="TH Sarabun New"/>
+                <w:b/>
+                <w:bCs/>
+                <w:color w:val="1F3864"/>
+                <w:sz w:val="22"/>
+                <w:szCs w:val="22"/>
+              </w:rPr>
+              <w:t xml:space="preserve">Exp Score</w:t>
+            </w:r>
+          </w:p>
+        </w:tc>
+        <w:tc>
+          <w:tcPr>
+            <w:tcW w:type="dxa" w:w="1872"/>
+            <w:tcBorders>
+              <w:top w:val="single" w:color="BFBFBF" w:sz="4"/>
+              <w:left w:val="single" w:color="BFBFBF" w:sz="4"/>
+              <w:bottom w:val="single" w:color="BFBFBF" w:sz="4"/>
+              <w:right w:val="single" w:color="BFBFBF" w:sz="4"/>
+            </w:tcBorders>
+            <w:shd w:fill="D9E2F3" w:val="clear"/>
+            <w:tcMar>
+              <w:top w:type="dxa" w:w="100"/>
+              <w:left w:type="dxa" w:w="140"/>
+              <w:bottom w:type="dxa" w:w="100"/>
+              <w:right w:type="dxa" w:w="140"/>
+            </w:tcMar>
+          </w:tcPr>
+          <w:p>
+            <w:pPr>
+              <w:spacing w:after="40"/>
+              <w:jc w:val="center"/>
+            </w:pPr>
+            <w:r>
+              <w:rPr>
+                <w:rFonts w:ascii="TH Sarabun New" w:cs="TH Sarabun New" w:eastAsia="TH Sarabun New" w:hAnsi="TH Sarabun New"/>
+                <w:b/>
+                <w:bCs/>
+                <w:color w:val="1F3864"/>
+                <w:sz w:val="22"/>
+                <w:szCs w:val="22"/>
+              </w:rPr>
+              <w:t xml:space="preserve">Class</w:t>
+            </w:r>
+          </w:p>
+        </w:tc>
+      </w:tr>
+      <w:tr>
+        <w:tc>
+          <w:tcPr>
+            <w:tcW w:type="dxa" w:w="2995"/>
+            <w:tcBorders>
+              <w:top w:val="single" w:color="BFBFBF" w:sz="4"/>
+              <w:left w:val="single" w:color="BFBFBF" w:sz="4"/>
+              <w:bottom w:val="single" w:color="BFBFBF" w:sz="4"/>
+              <w:right w:val="single" w:color="BFBFBF" w:sz="4"/>
+            </w:tcBorders>
+            <w:tcMar>
+              <w:top w:type="dxa" w:w="100"/>
+              <w:left w:type="dxa" w:w="140"/>
+              <w:bottom w:type="dxa" w:w="100"/>
+              <w:right w:type="dxa" w:w="140"/>
+            </w:tcMar>
+          </w:tcPr>
+          <w:p>
+            <w:pPr>
+              <w:spacing w:after="40"/>
+              <w:jc w:val="left"/>
+            </w:pPr>
+            <w:r>
+              <w:rPr>
+                <w:rFonts w:ascii="TH Sarabun New" w:cs="TH Sarabun New" w:eastAsia="TH Sarabun New" w:hAnsi="TH Sarabun New"/>
+                <w:color w:val="000000"/>
+                <w:sz w:val="22"/>
+                <w:szCs w:val="22"/>
+              </w:rPr>
+              <w:t xml:space="preserve">🧾 By Lot — Lot A</w:t>
+            </w:r>
+          </w:p>
+        </w:tc>
+        <w:tc>
+          <w:tcPr>
+            <w:tcW w:type="dxa" w:w="2340"/>
+            <w:tcBorders>
+              <w:top w:val="single" w:color="BFBFBF" w:sz="4"/>
+              <w:left w:val="single" w:color="BFBFBF" w:sz="4"/>
+              <w:bottom w:val="single" w:color="BFBFBF" w:sz="4"/>
+              <w:right w:val="single" w:color="BFBFBF" w:sz="4"/>
+            </w:tcBorders>
+            <w:tcMar>
+              <w:top w:type="dxa" w:w="100"/>
+              <w:left w:type="dxa" w:w="140"/>
+              <w:bottom w:type="dxa" w:w="100"/>
+              <w:right w:type="dxa" w:w="140"/>
+            </w:tcMar>
+          </w:tcPr>
+          <w:p>
+            <w:pPr>
+              <w:spacing w:after="40"/>
+              <w:jc w:val="left"/>
+            </w:pPr>
+            <w:r>
+              <w:rPr>
+                <w:rFonts w:ascii="TH Sarabun New" w:cs="TH Sarabun New" w:eastAsia="TH Sarabun New" w:hAnsi="TH Sarabun New"/>
+                <w:color w:val="000000"/>
+                <w:sz w:val="22"/>
+                <w:szCs w:val="22"/>
+              </w:rPr>
+              <w:t xml:space="preserve">5</w:t>
+            </w:r>
+          </w:p>
+        </w:tc>
+        <w:tc>
+          <w:tcPr>
+            <w:tcW w:type="dxa" w:w="2153"/>
+            <w:tcBorders>
+              <w:top w:val="single" w:color="BFBFBF" w:sz="4"/>
+              <w:left w:val="single" w:color="BFBFBF" w:sz="4"/>
+              <w:bottom w:val="single" w:color="BFBFBF" w:sz="4"/>
+              <w:right w:val="single" w:color="BFBFBF" w:sz="4"/>
+            </w:tcBorders>
+            <w:tcMar>
+              <w:top w:type="dxa" w:w="100"/>
+              <w:left w:type="dxa" w:w="140"/>
+              <w:bottom w:type="dxa" w:w="100"/>
+              <w:right w:type="dxa" w:w="140"/>
+            </w:tcMar>
+          </w:tcPr>
+          <w:p>
+            <w:pPr>
+              <w:spacing w:after="40"/>
+              <w:jc w:val="left"/>
+            </w:pPr>
+            <w:r>
+              <w:rPr>
+                <w:rFonts w:ascii="TH Sarabun New" w:cs="TH Sarabun New" w:eastAsia="TH Sarabun New" w:hAnsi="TH Sarabun New"/>
+                <w:color w:val="000000"/>
+                <w:sz w:val="22"/>
+                <w:szCs w:val="22"/>
+              </w:rPr>
+              <w:t xml:space="preserve">4 × (5/5)³ = 4.00</w:t>
+            </w:r>
+          </w:p>
+        </w:tc>
+        <w:tc>
+          <w:tcPr>
+            <w:tcW w:type="dxa" w:w="1872"/>
+            <w:tcBorders>
+              <w:top w:val="single" w:color="BFBFBF" w:sz="4"/>
+              <w:left w:val="single" w:color="BFBFBF" w:sz="4"/>
+              <w:bottom w:val="single" w:color="BFBFBF" w:sz="4"/>
+              <w:right w:val="single" w:color="BFBFBF" w:sz="4"/>
+            </w:tcBorders>
+            <w:tcMar>
+              <w:top w:type="dxa" w:w="100"/>
+              <w:left w:type="dxa" w:w="140"/>
+              <w:bottom w:type="dxa" w:w="100"/>
+              <w:right w:type="dxa" w:w="140"/>
+            </w:tcMar>
+          </w:tcPr>
+          <w:p>
+            <w:pPr>
+              <w:spacing w:after="40"/>
+              <w:jc w:val="center"/>
+            </w:pPr>
+            <w:r>
+              <w:rPr>
+                <w:rFonts w:ascii="TH Sarabun New" w:cs="TH Sarabun New" w:eastAsia="TH Sarabun New" w:hAnsi="TH Sarabun New"/>
+                <w:b/>
+                <w:bCs/>
+                <w:color w:val="16A34A"/>
+                <w:sz w:val="22"/>
+                <w:szCs w:val="22"/>
+              </w:rPr>
+              <w:t xml:space="preserve">A</w:t>
+            </w:r>
+          </w:p>
+        </w:tc>
+      </w:tr>
+      <w:tr>
+        <w:tc>
+          <w:tcPr>
+            <w:tcW w:type="dxa" w:w="2995"/>
+            <w:tcBorders>
+              <w:top w:val="single" w:color="BFBFBF" w:sz="4"/>
+              <w:left w:val="single" w:color="BFBFBF" w:sz="4"/>
+              <w:bottom w:val="single" w:color="BFBFBF" w:sz="4"/>
+              <w:right w:val="single" w:color="BFBFBF" w:sz="4"/>
+            </w:tcBorders>
+            <w:shd w:fill="F2F2F2" w:val="clear"/>
+            <w:tcMar>
+              <w:top w:type="dxa" w:w="100"/>
+              <w:left w:type="dxa" w:w="140"/>
+              <w:bottom w:type="dxa" w:w="100"/>
+              <w:right w:type="dxa" w:w="140"/>
+            </w:tcMar>
+          </w:tcPr>
+          <w:p>
+            <w:pPr>
+              <w:spacing w:after="40"/>
+              <w:jc w:val="left"/>
+            </w:pPr>
+            <w:r>
+              <w:rPr>
+                <w:rFonts w:ascii="TH Sarabun New" w:cs="TH Sarabun New" w:eastAsia="TH Sarabun New" w:hAnsi="TH Sarabun New"/>
+                <w:color w:val="000000"/>
+                <w:sz w:val="22"/>
+                <w:szCs w:val="22"/>
+              </w:rPr>
+              <w:t xml:space="preserve">🧾 By Lot — Lot B</w:t>
+            </w:r>
+          </w:p>
+        </w:tc>
+        <w:tc>
+          <w:tcPr>
+            <w:tcW w:type="dxa" w:w="2340"/>
+            <w:tcBorders>
+              <w:top w:val="single" w:color="BFBFBF" w:sz="4"/>
+              <w:left w:val="single" w:color="BFBFBF" w:sz="4"/>
+              <w:bottom w:val="single" w:color="BFBFBF" w:sz="4"/>
+              <w:right w:val="single" w:color="BFBFBF" w:sz="4"/>
+            </w:tcBorders>
+            <w:shd w:fill="F2F2F2" w:val="clear"/>
+            <w:tcMar>
+              <w:top w:type="dxa" w:w="100"/>
+              <w:left w:type="dxa" w:w="140"/>
+              <w:bottom w:type="dxa" w:w="100"/>
+              <w:right w:type="dxa" w:w="140"/>
+            </w:tcMar>
+          </w:tcPr>
+          <w:p>
+            <w:pPr>
+              <w:spacing w:after="40"/>
+              <w:jc w:val="left"/>
+            </w:pPr>
+            <w:r>
+              <w:rPr>
+                <w:rFonts w:ascii="TH Sarabun New" w:cs="TH Sarabun New" w:eastAsia="TH Sarabun New" w:hAnsi="TH Sarabun New"/>
+                <w:color w:val="000000"/>
+                <w:sz w:val="22"/>
+                <w:szCs w:val="22"/>
+              </w:rPr>
+              <w:t xml:space="preserve">3</w:t>
+            </w:r>
+          </w:p>
+        </w:tc>
+        <w:tc>
+          <w:tcPr>
+            <w:tcW w:type="dxa" w:w="2153"/>
+            <w:tcBorders>
+              <w:top w:val="single" w:color="BFBFBF" w:sz="4"/>
+              <w:left w:val="single" w:color="BFBFBF" w:sz="4"/>
+              <w:bottom w:val="single" w:color="BFBFBF" w:sz="4"/>
+              <w:right w:val="single" w:color="BFBFBF" w:sz="4"/>
+            </w:tcBorders>
+            <w:shd w:fill="F2F2F2" w:val="clear"/>
+            <w:tcMar>
+              <w:top w:type="dxa" w:w="100"/>
+              <w:left w:type="dxa" w:w="140"/>
+              <w:bottom w:type="dxa" w:w="100"/>
+              <w:right w:type="dxa" w:w="140"/>
+            </w:tcMar>
+          </w:tcPr>
+          <w:p>
+            <w:pPr>
+              <w:spacing w:after="40"/>
+              <w:jc w:val="left"/>
+            </w:pPr>
+            <w:r>
+              <w:rPr>
+                <w:rFonts w:ascii="TH Sarabun New" w:cs="TH Sarabun New" w:eastAsia="TH Sarabun New" w:hAnsi="TH Sarabun New"/>
+                <w:color w:val="000000"/>
+                <w:sz w:val="22"/>
+                <w:szCs w:val="22"/>
+              </w:rPr>
+              <w:t xml:space="preserve">4 × (3/5)³ = 0.86</w:t>
+            </w:r>
+          </w:p>
+        </w:tc>
+        <w:tc>
+          <w:tcPr>
+            <w:tcW w:type="dxa" w:w="1872"/>
+            <w:tcBorders>
+              <w:top w:val="single" w:color="BFBFBF" w:sz="4"/>
+              <w:left w:val="single" w:color="BFBFBF" w:sz="4"/>
+              <w:bottom w:val="single" w:color="BFBFBF" w:sz="4"/>
+              <w:right w:val="single" w:color="BFBFBF" w:sz="4"/>
+            </w:tcBorders>
+            <w:shd w:fill="F2F2F2" w:val="clear"/>
+            <w:tcMar>
+              <w:top w:type="dxa" w:w="100"/>
+              <w:left w:type="dxa" w:w="140"/>
+              <w:bottom w:type="dxa" w:w="100"/>
+              <w:right w:type="dxa" w:w="140"/>
+            </w:tcMar>
+          </w:tcPr>
+          <w:p>
+            <w:pPr>
+              <w:spacing w:after="40"/>
+              <w:jc w:val="center"/>
+            </w:pPr>
+            <w:r>
+              <w:rPr>
+                <w:rFonts w:ascii="TH Sarabun New" w:cs="TH Sarabun New" w:eastAsia="TH Sarabun New" w:hAnsi="TH Sarabun New"/>
+                <w:b/>
+                <w:bCs/>
+                <w:color w:val="DC2626"/>
+                <w:sz w:val="22"/>
+                <w:szCs w:val="22"/>
+              </w:rPr>
+              <w:t xml:space="preserve">C</w:t>
+            </w:r>
+          </w:p>
+        </w:tc>
+      </w:tr>
+      <w:tr>
+        <w:tc>
+          <w:tcPr>
+            <w:tcW w:type="dxa" w:w="2995"/>
+            <w:tcBorders>
+              <w:top w:val="single" w:color="BFBFBF" w:sz="4"/>
+              <w:left w:val="single" w:color="BFBFBF" w:sz="4"/>
+              <w:bottom w:val="single" w:color="BFBFBF" w:sz="4"/>
+              <w:right w:val="single" w:color="BFBFBF" w:sz="4"/>
+            </w:tcBorders>
+            <w:tcMar>
+              <w:top w:type="dxa" w:w="100"/>
+              <w:left w:type="dxa" w:w="140"/>
+              <w:bottom w:type="dxa" w:w="100"/>
+              <w:right w:type="dxa" w:w="140"/>
+            </w:tcMar>
+          </w:tcPr>
+          <w:p>
+            <w:pPr>
+              <w:spacing w:after="40"/>
+              <w:jc w:val="left"/>
+            </w:pPr>
+            <w:r>
+              <w:rPr>
+                <w:rFonts w:ascii="TH Sarabun New" w:cs="TH Sarabun New" w:eastAsia="TH Sarabun New" w:hAnsi="TH Sarabun New"/>
+                <w:color w:val="000000"/>
+                <w:sz w:val="22"/>
+                <w:szCs w:val="22"/>
+              </w:rPr>
+              <w:t xml:space="preserve">🧾 By Lot — Lot C</w:t>
+            </w:r>
+          </w:p>
+        </w:tc>
+        <w:tc>
+          <w:tcPr>
+            <w:tcW w:type="dxa" w:w="2340"/>
+            <w:tcBorders>
+              <w:top w:val="single" w:color="BFBFBF" w:sz="4"/>
+              <w:left w:val="single" w:color="BFBFBF" w:sz="4"/>
+              <w:bottom w:val="single" w:color="BFBFBF" w:sz="4"/>
+              <w:right w:val="single" w:color="BFBFBF" w:sz="4"/>
+            </w:tcBorders>
+            <w:tcMar>
+              <w:top w:type="dxa" w:w="100"/>
+              <w:left w:type="dxa" w:w="140"/>
+              <w:bottom w:type="dxa" w:w="100"/>
+              <w:right w:type="dxa" w:w="140"/>
+            </w:tcMar>
+          </w:tcPr>
+          <w:p>
+            <w:pPr>
+              <w:spacing w:after="40"/>
+              <w:jc w:val="left"/>
+            </w:pPr>
+            <w:r>
+              <w:rPr>
+                <w:rFonts w:ascii="TH Sarabun New" w:cs="TH Sarabun New" w:eastAsia="TH Sarabun New" w:hAnsi="TH Sarabun New"/>
+                <w:color w:val="000000"/>
+                <w:sz w:val="22"/>
+                <w:szCs w:val="22"/>
+              </w:rPr>
+              <w:t xml:space="preserve">1</w:t>
+            </w:r>
+          </w:p>
+        </w:tc>
+        <w:tc>
+          <w:tcPr>
+            <w:tcW w:type="dxa" w:w="2153"/>
+            <w:tcBorders>
+              <w:top w:val="single" w:color="BFBFBF" w:sz="4"/>
+              <w:left w:val="single" w:color="BFBFBF" w:sz="4"/>
+              <w:bottom w:val="single" w:color="BFBFBF" w:sz="4"/>
+              <w:right w:val="single" w:color="BFBFBF" w:sz="4"/>
+            </w:tcBorders>
+            <w:tcMar>
+              <w:top w:type="dxa" w:w="100"/>
+              <w:left w:type="dxa" w:w="140"/>
+              <w:bottom w:type="dxa" w:w="100"/>
+              <w:right w:type="dxa" w:w="140"/>
+            </w:tcMar>
+          </w:tcPr>
+          <w:p>
+            <w:pPr>
+              <w:spacing w:after="40"/>
+              <w:jc w:val="left"/>
+            </w:pPr>
+            <w:r>
+              <w:rPr>
+                <w:rFonts w:ascii="TH Sarabun New" w:cs="TH Sarabun New" w:eastAsia="TH Sarabun New" w:hAnsi="TH Sarabun New"/>
+                <w:color w:val="000000"/>
+                <w:sz w:val="22"/>
+                <w:szCs w:val="22"/>
+              </w:rPr>
+              <w:t xml:space="preserve">4 × (1/5)³ = 0.03</w:t>
+            </w:r>
+          </w:p>
+        </w:tc>
+        <w:tc>
+          <w:tcPr>
+            <w:tcW w:type="dxa" w:w="1872"/>
+            <w:tcBorders>
+              <w:top w:val="single" w:color="BFBFBF" w:sz="4"/>
+              <w:left w:val="single" w:color="BFBFBF" w:sz="4"/>
+              <w:bottom w:val="single" w:color="BFBFBF" w:sz="4"/>
+              <w:right w:val="single" w:color="BFBFBF" w:sz="4"/>
+            </w:tcBorders>
+            <w:tcMar>
+              <w:top w:type="dxa" w:w="100"/>
+              <w:left w:type="dxa" w:w="140"/>
+              <w:bottom w:type="dxa" w:w="100"/>
+              <w:right w:type="dxa" w:w="140"/>
+            </w:tcMar>
+          </w:tcPr>
+          <w:p>
+            <w:pPr>
+              <w:spacing w:after="40"/>
+              <w:jc w:val="center"/>
+            </w:pPr>
+            <w:r>
+              <w:rPr>
+                <w:rFonts w:ascii="TH Sarabun New" w:cs="TH Sarabun New" w:eastAsia="TH Sarabun New" w:hAnsi="TH Sarabun New"/>
+                <w:b/>
+                <w:bCs/>
+                <w:color w:val="DC2626"/>
+                <w:sz w:val="22"/>
+                <w:szCs w:val="22"/>
+              </w:rPr>
+              <w:t xml:space="preserve">C</w:t>
+            </w:r>
+          </w:p>
+        </w:tc>
+      </w:tr>
+      <w:tr>
+        <w:tc>
+          <w:tcPr>
+            <w:tcW w:type="dxa" w:w="2995"/>
+            <w:tcBorders>
+              <w:top w:val="single" w:color="BFBFBF" w:sz="4"/>
+              <w:left w:val="single" w:color="BFBFBF" w:sz="4"/>
+              <w:bottom w:val="single" w:color="BFBFBF" w:sz="4"/>
+              <w:right w:val="single" w:color="BFBFBF" w:sz="4"/>
+            </w:tcBorders>
+            <w:shd w:fill="F2F2F2" w:val="clear"/>
+            <w:tcMar>
+              <w:top w:type="dxa" w:w="100"/>
+              <w:left w:type="dxa" w:w="140"/>
+              <w:bottom w:type="dxa" w:w="100"/>
+              <w:right w:type="dxa" w:w="140"/>
+            </w:tcMar>
+          </w:tcPr>
+          <w:p>
+            <w:pPr>
+              <w:spacing w:after="40"/>
+              <w:jc w:val="left"/>
+            </w:pPr>
+            <w:r>
+              <w:rPr>
+                <w:rFonts w:ascii="TH Sarabun New" w:cs="TH Sarabun New" w:eastAsia="TH Sarabun New" w:hAnsi="TH Sarabun New"/>
+                <w:color w:val="000000"/>
+                <w:sz w:val="22"/>
+                <w:szCs w:val="22"/>
+              </w:rPr>
+              <w:t xml:space="preserve">⚠️ Item Worst-Case</w:t>
+            </w:r>
+          </w:p>
+        </w:tc>
+        <w:tc>
+          <w:tcPr>
+            <w:tcW w:type="dxa" w:w="2340"/>
+            <w:tcBorders>
+              <w:top w:val="single" w:color="BFBFBF" w:sz="4"/>
+              <w:left w:val="single" w:color="BFBFBF" w:sz="4"/>
+              <w:bottom w:val="single" w:color="BFBFBF" w:sz="4"/>
+              <w:right w:val="single" w:color="BFBFBF" w:sz="4"/>
+            </w:tcBorders>
+            <w:shd w:fill="F2F2F2" w:val="clear"/>
+            <w:tcMar>
+              <w:top w:type="dxa" w:w="100"/>
+              <w:left w:type="dxa" w:w="140"/>
+              <w:bottom w:type="dxa" w:w="100"/>
+              <w:right w:type="dxa" w:w="140"/>
+            </w:tcMar>
+          </w:tcPr>
+          <w:p>
+            <w:pPr>
+              <w:spacing w:after="40"/>
+              <w:jc w:val="left"/>
+            </w:pPr>
+            <w:r>
+              <w:rPr>
+                <w:rFonts w:ascii="TH Sarabun New" w:cs="TH Sarabun New" w:eastAsia="TH Sarabun New" w:hAnsi="TH Sarabun New"/>
+                <w:color w:val="000000"/>
+                <w:sz w:val="22"/>
+                <w:szCs w:val="22"/>
+              </w:rPr>
+              <w:t xml:space="preserve">1 (min)</w:t>
+            </w:r>
+          </w:p>
+        </w:tc>
+        <w:tc>
+          <w:tcPr>
+            <w:tcW w:type="dxa" w:w="2153"/>
+            <w:tcBorders>
+              <w:top w:val="single" w:color="BFBFBF" w:sz="4"/>
+              <w:left w:val="single" w:color="BFBFBF" w:sz="4"/>
+              <w:bottom w:val="single" w:color="BFBFBF" w:sz="4"/>
+              <w:right w:val="single" w:color="BFBFBF" w:sz="4"/>
+            </w:tcBorders>
+            <w:shd w:fill="F2F2F2" w:val="clear"/>
+            <w:tcMar>
+              <w:top w:type="dxa" w:w="100"/>
+              <w:left w:type="dxa" w:w="140"/>
+              <w:bottom w:type="dxa" w:w="100"/>
+              <w:right w:type="dxa" w:w="140"/>
+            </w:tcMar>
+          </w:tcPr>
+          <w:p>
+            <w:pPr>
+              <w:spacing w:after="40"/>
+              <w:jc w:val="left"/>
+            </w:pPr>
+            <w:r>
+              <w:rPr>
+                <w:rFonts w:ascii="TH Sarabun New" w:cs="TH Sarabun New" w:eastAsia="TH Sarabun New" w:hAnsi="TH Sarabun New"/>
+                <w:color w:val="000000"/>
+                <w:sz w:val="22"/>
+                <w:szCs w:val="22"/>
+              </w:rPr>
+              <w:t xml:space="preserve">4 × (1/5)³ = 0.03</w:t>
+            </w:r>
+          </w:p>
+        </w:tc>
+        <w:tc>
+          <w:tcPr>
+            <w:tcW w:type="dxa" w:w="1872"/>
+            <w:tcBorders>
+              <w:top w:val="single" w:color="BFBFBF" w:sz="4"/>
+              <w:left w:val="single" w:color="BFBFBF" w:sz="4"/>
+              <w:bottom w:val="single" w:color="BFBFBF" w:sz="4"/>
+              <w:right w:val="single" w:color="BFBFBF" w:sz="4"/>
+            </w:tcBorders>
+            <w:shd w:fill="F2F2F2" w:val="clear"/>
+            <w:tcMar>
+              <w:top w:type="dxa" w:w="100"/>
+              <w:left w:type="dxa" w:w="140"/>
+              <w:bottom w:type="dxa" w:w="100"/>
+              <w:right w:type="dxa" w:w="140"/>
+            </w:tcMar>
+          </w:tcPr>
+          <w:p>
+            <w:pPr>
+              <w:spacing w:after="40"/>
+              <w:jc w:val="center"/>
+            </w:pPr>
+            <w:r>
+              <w:rPr>
+                <w:rFonts w:ascii="TH Sarabun New" w:cs="TH Sarabun New" w:eastAsia="TH Sarabun New" w:hAnsi="TH Sarabun New"/>
+                <w:b/>
+                <w:bCs/>
+                <w:color w:val="DC2626"/>
+                <w:sz w:val="22"/>
+                <w:szCs w:val="22"/>
+              </w:rPr>
+              <w:t xml:space="preserve">C</w:t>
+            </w:r>
+          </w:p>
+        </w:tc>
+      </w:tr>
+      <w:tr>
+        <w:tc>
+          <w:tcPr>
+            <w:tcW w:type="dxa" w:w="2995"/>
+            <w:tcBorders>
+              <w:top w:val="single" w:color="BFBFBF" w:sz="4"/>
+              <w:left w:val="single" w:color="BFBFBF" w:sz="4"/>
+              <w:bottom w:val="single" w:color="BFBFBF" w:sz="4"/>
+              <w:right w:val="single" w:color="BFBFBF" w:sz="4"/>
+            </w:tcBorders>
+            <w:tcMar>
+              <w:top w:type="dxa" w:w="100"/>
+              <w:left w:type="dxa" w:w="140"/>
+              <w:bottom w:type="dxa" w:w="100"/>
+              <w:right w:type="dxa" w:w="140"/>
+            </w:tcMar>
+          </w:tcPr>
+          <w:p>
+            <w:pPr>
+              <w:spacing w:after="40"/>
+              <w:jc w:val="left"/>
+            </w:pPr>
+            <w:r>
+              <w:rPr>
+                <w:rFonts w:ascii="TH Sarabun New" w:cs="TH Sarabun New" w:eastAsia="TH Sarabun New" w:hAnsi="TH Sarabun New"/>
+                <w:color w:val="000000"/>
+                <w:sz w:val="22"/>
+                <w:szCs w:val="22"/>
+              </w:rPr>
+              <w:t xml:space="preserve">⚖️ Item Weighted</w:t>
+            </w:r>
+          </w:p>
+        </w:tc>
+        <w:tc>
+          <w:tcPr>
+            <w:tcW w:type="dxa" w:w="2340"/>
+            <w:tcBorders>
+              <w:top w:val="single" w:color="BFBFBF" w:sz="4"/>
+              <w:left w:val="single" w:color="BFBFBF" w:sz="4"/>
+              <w:bottom w:val="single" w:color="BFBFBF" w:sz="4"/>
+              <w:right w:val="single" w:color="BFBFBF" w:sz="4"/>
+            </w:tcBorders>
+            <w:tcMar>
+              <w:top w:type="dxa" w:w="100"/>
+              <w:left w:type="dxa" w:w="140"/>
+              <w:bottom w:type="dxa" w:w="100"/>
+              <w:right w:type="dxa" w:w="140"/>
+            </w:tcMar>
+          </w:tcPr>
+          <w:p>
+            <w:pPr>
+              <w:spacing w:after="40"/>
+              <w:jc w:val="left"/>
+            </w:pPr>
+            <w:r>
+              <w:rPr>
+                <w:rFonts w:ascii="TH Sarabun New" w:cs="TH Sarabun New" w:eastAsia="TH Sarabun New" w:hAnsi="TH Sarabun New"/>
+                <w:color w:val="000000"/>
+                <w:sz w:val="22"/>
+                <w:szCs w:val="22"/>
+              </w:rPr>
+              <w:t xml:space="preserve">~4.76 (avg-by-$)</w:t>
+            </w:r>
+          </w:p>
+        </w:tc>
+        <w:tc>
+          <w:tcPr>
+            <w:tcW w:type="dxa" w:w="2153"/>
+            <w:tcBorders>
+              <w:top w:val="single" w:color="BFBFBF" w:sz="4"/>
+              <w:left w:val="single" w:color="BFBFBF" w:sz="4"/>
+              <w:bottom w:val="single" w:color="BFBFBF" w:sz="4"/>
+              <w:right w:val="single" w:color="BFBFBF" w:sz="4"/>
+            </w:tcBorders>
+            <w:tcMar>
+              <w:top w:type="dxa" w:w="100"/>
+              <w:left w:type="dxa" w:w="140"/>
+              <w:bottom w:type="dxa" w:w="100"/>
+              <w:right w:type="dxa" w:w="140"/>
+            </w:tcMar>
+          </w:tcPr>
+          <w:p>
+            <w:pPr>
+              <w:spacing w:after="40"/>
+              <w:jc w:val="left"/>
+            </w:pPr>
+            <w:r>
+              <w:rPr>
+                <w:rFonts w:ascii="TH Sarabun New" w:cs="TH Sarabun New" w:eastAsia="TH Sarabun New" w:hAnsi="TH Sarabun New"/>
+                <w:color w:val="000000"/>
+                <w:sz w:val="22"/>
+                <w:szCs w:val="22"/>
+              </w:rPr>
+              <w:t xml:space="preserve">4 × (4.76/5)³ = 3.45</w:t>
+            </w:r>
+          </w:p>
+        </w:tc>
+        <w:tc>
+          <w:tcPr>
+            <w:tcW w:type="dxa" w:w="1872"/>
+            <w:tcBorders>
+              <w:top w:val="single" w:color="BFBFBF" w:sz="4"/>
+              <w:left w:val="single" w:color="BFBFBF" w:sz="4"/>
+              <w:bottom w:val="single" w:color="BFBFBF" w:sz="4"/>
+              <w:right w:val="single" w:color="BFBFBF" w:sz="4"/>
+            </w:tcBorders>
+            <w:tcMar>
+              <w:top w:type="dxa" w:w="100"/>
+              <w:left w:type="dxa" w:w="140"/>
+              <w:bottom w:type="dxa" w:w="100"/>
+              <w:right w:type="dxa" w:w="140"/>
+            </w:tcMar>
+          </w:tcPr>
+          <w:p>
+            <w:pPr>
+              <w:spacing w:after="40"/>
+              <w:jc w:val="center"/>
+            </w:pPr>
+            <w:r>
+              <w:rPr>
+                <w:rFonts w:ascii="TH Sarabun New" w:cs="TH Sarabun New" w:eastAsia="TH Sarabun New" w:hAnsi="TH Sarabun New"/>
+                <w:b/>
+                <w:bCs/>
+                <w:color w:val="D97706"/>
+                <w:sz w:val="22"/>
+                <w:szCs w:val="22"/>
+              </w:rPr>
+              <w:t xml:space="preserve">B</w:t>
+            </w:r>
+          </w:p>
+        </w:tc>
+      </w:tr>
+    </w:tbl>
+    <w:p>
+      <w:pPr>
+        <w:spacing w:after="80"/>
+      </w:pPr>
+      <w:r>
+        <w:rPr>
+          <w:rFonts w:ascii="TH Sarabun New" w:cs="TH Sarabun New" w:eastAsia="TH Sarabun New" w:hAnsi="TH Sarabun New"/>
+        </w:rPr>
+        <w:t xml:space="preserve"/>
+      </w:r>
+    </w:p>
+    <w:tbl>
+      <w:tblPr>
+        <w:tblW w:type="dxa" w:w="9360"/>
+        <w:tblBorders>
+          <w:top w:val="single" w:color="auto" w:sz="4"/>
+          <w:left w:val="single" w:color="auto" w:sz="4"/>
+          <w:bottom w:val="single" w:color="auto" w:sz="4"/>
+          <w:right w:val="single" w:color="auto" w:sz="4"/>
+          <w:insideH w:val="single" w:color="auto" w:sz="4"/>
+          <w:insideV w:val="single" w:color="auto" w:sz="4"/>
+        </w:tblBorders>
+      </w:tblPr>
+      <w:tblGrid>
+        <w:gridCol w:w="9360"/>
+      </w:tblGrid>
+      <w:tr>
+        <w:tc>
+          <w:tcPr>
+            <w:tcW w:type="dxa" w:w="9360"/>
+            <w:tcBorders>
+              <w:top w:val="single" w:color="2E75B6" w:sz="4"/>
+              <w:left w:val="single" w:color="2E75B6" w:sz="24"/>
+              <w:bottom w:val="single" w:color="BFBFBF" w:sz="4"/>
+              <w:right w:val="single" w:color="BFBFBF" w:sz="4"/>
+            </w:tcBorders>
+            <w:shd w:fill="EAF1FB" w:val="clear"/>
+            <w:tcMar>
+              <w:top w:type="dxa" w:w="160"/>
+              <w:left w:type="dxa" w:w="220"/>
+              <w:bottom w:type="dxa" w:w="160"/>
+              <w:right w:type="dxa" w:w="220"/>
+            </w:tcMar>
+          </w:tcPr>
+          <w:p>
+            <w:pPr>
+              <w:spacing w:after="100"/>
+            </w:pPr>
+            <w:r>
+              <w:rPr>
+                <w:rFonts w:ascii="TH Sarabun New" w:cs="TH Sarabun New" w:eastAsia="TH Sarabun New" w:hAnsi="TH Sarabun New"/>
+                <w:b/>
+                <w:bCs/>
+                <w:color w:val="1F3864"/>
+                <w:sz w:val="26"/>
+                <w:szCs w:val="26"/>
+              </w:rPr>
+              <w:t xml:space="preserve">🎯 บทเรียนจากตัวอย่างนี้</w:t>
+            </w:r>
+          </w:p>
+          <w:p>
+            <w:pPr>
+              <w:spacing w:after="60"/>
+            </w:pPr>
+            <w:r>
+              <w:rPr>
+                <w:rFonts w:ascii="TH Sarabun New" w:cs="TH Sarabun New" w:eastAsia="TH Sarabun New" w:hAnsi="TH Sarabun New"/>
+                <w:sz w:val="22"/>
+                <w:szCs w:val="22"/>
+              </w:rPr>
+              <w:t xml:space="preserve">• By Lot ชี้ตรงๆ ว่า Lot C ต้อง write-off, Lot B ใกล้หมด, Lot A ยังขายดี</w:t>
+            </w:r>
+          </w:p>
+          <w:p>
+            <w:pPr>
+              <w:spacing w:after="60"/>
+            </w:pPr>
+            <w:r>
+              <w:rPr>
+                <w:rFonts w:ascii="TH Sarabun New" w:cs="TH Sarabun New" w:eastAsia="TH Sarabun New" w:hAnsi="TH Sarabun New"/>
+                <w:sz w:val="22"/>
+                <w:szCs w:val="22"/>
+              </w:rPr>
+              <w:t xml:space="preserve">• Item Worst-Case ระบุ SKU เป็น C → ใช้เป็น Alert "ระวัง SKU นี้"</w:t>
+            </w:r>
+          </w:p>
+          <w:p>
+            <w:pPr>
+              <w:spacing w:after="60"/>
+            </w:pPr>
+            <w:r>
+              <w:rPr>
+                <w:rFonts w:ascii="TH Sarabun New" w:cs="TH Sarabun New" w:eastAsia="TH Sarabun New" w:hAnsi="TH Sarabun New"/>
+                <w:sz w:val="22"/>
+                <w:szCs w:val="22"/>
+              </w:rPr>
+              <w:t xml:space="preserve">• Item Weighted ระบุ SKU เป็น B → สะท้อนภาพรวมว่ายังมีของดีอยู่เยอะ</w:t>
+            </w:r>
+          </w:p>
+          <w:p>
+            <w:pPr>
+              <w:spacing w:after="60"/>
+            </w:pPr>
+            <w:r>
+              <w:rPr>
+                <w:rFonts w:ascii="TH Sarabun New" w:cs="TH Sarabun New" w:eastAsia="TH Sarabun New" w:hAnsi="TH Sarabun New"/>
+                <w:sz w:val="22"/>
+                <w:szCs w:val="22"/>
+              </w:rPr>
+              <w:t xml:space="preserve">• ทั้ง 3 mode "ส่งเสริมกัน" — ไม่ใช่แทนกัน</w:t>
+            </w:r>
+          </w:p>
+        </w:tc>
+      </w:tr>
+    </w:tbl>
+    <w:p>
+      <w:pPr>
+        <w:spacing w:after="80"/>
+      </w:pPr>
+      <w:r>
+        <w:rPr>
+          <w:rFonts w:ascii="TH Sarabun New" w:cs="TH Sarabun New" w:eastAsia="TH Sarabun New" w:hAnsi="TH Sarabun New"/>
+        </w:rPr>
+        <w:t xml:space="preserve"/>
+      </w:r>
+    </w:p>
+    <w:p>
+      <w:pPr>
+        <w:pStyle w:val="Heading2"/>
+        <w:spacing w:after="140" w:before="240"/>
+      </w:pPr>
+      <w:r>
+        <w:rPr>
+          <w:rFonts w:ascii="TH Sarabun New" w:cs="TH Sarabun New" w:eastAsia="TH Sarabun New" w:hAnsi="TH Sarabun New"/>
+          <w:b/>
+          <w:bCs/>
+          <w:color w:val="1F3864"/>
+          <w:sz w:val="30"/>
+          <w:szCs w:val="30"/>
+        </w:rPr>
+        <w:t xml:space="preserve">11.5 เกณฑ์การเลือก Mode</w:t>
+      </w:r>
+    </w:p>
+    <w:tbl>
+      <w:tblPr>
+        <w:tblW w:type="dxa" w:w="9360"/>
+        <w:tblBorders>
+          <w:top w:val="single" w:color="auto" w:sz="4"/>
+          <w:left w:val="single" w:color="auto" w:sz="4"/>
+          <w:bottom w:val="single" w:color="auto" w:sz="4"/>
+          <w:right w:val="single" w:color="auto" w:sz="4"/>
+          <w:insideH w:val="single" w:color="auto" w:sz="4"/>
+          <w:insideV w:val="single" w:color="auto" w:sz="4"/>
+        </w:tblBorders>
+      </w:tblPr>
+      <w:tblGrid>
+        <w:gridCol w:w="5148"/>
+        <w:gridCol w:w="4212"/>
+      </w:tblGrid>
+      <w:tr>
+        <w:trPr>
+          <w:tblHeader/>
+        </w:trPr>
+        <w:tc>
+          <w:tcPr>
+            <w:tcW w:type="dxa" w:w="5148"/>
+            <w:tcBorders>
+              <w:top w:val="single" w:color="BFBFBF" w:sz="4"/>
+              <w:left w:val="single" w:color="BFBFBF" w:sz="4"/>
+              <w:bottom w:val="single" w:color="BFBFBF" w:sz="4"/>
+              <w:right w:val="single" w:color="BFBFBF" w:sz="4"/>
+            </w:tcBorders>
+            <w:shd w:fill="D9E2F3" w:val="clear"/>
+            <w:tcMar>
+              <w:top w:type="dxa" w:w="100"/>
+              <w:left w:type="dxa" w:w="140"/>
+              <w:bottom w:type="dxa" w:w="100"/>
+              <w:right w:type="dxa" w:w="140"/>
+            </w:tcMar>
+          </w:tcPr>
+          <w:p>
+            <w:pPr>
+              <w:spacing w:after="40"/>
+              <w:jc w:val="left"/>
+            </w:pPr>
+            <w:r>
+              <w:rPr>
+                <w:rFonts w:ascii="TH Sarabun New" w:cs="TH Sarabun New" w:eastAsia="TH Sarabun New" w:hAnsi="TH Sarabun New"/>
+                <w:b/>
+                <w:bCs/>
+                <w:color w:val="1F3864"/>
+                <w:sz w:val="22"/>
+                <w:szCs w:val="22"/>
+              </w:rPr>
+              <w:t xml:space="preserve">สถานการณ์ / คำถาม</w:t>
+            </w:r>
+          </w:p>
+        </w:tc>
+        <w:tc>
+          <w:tcPr>
+            <w:tcW w:type="dxa" w:w="4212"/>
+            <w:tcBorders>
+              <w:top w:val="single" w:color="BFBFBF" w:sz="4"/>
+              <w:left w:val="single" w:color="BFBFBF" w:sz="4"/>
+              <w:bottom w:val="single" w:color="BFBFBF" w:sz="4"/>
+              <w:right w:val="single" w:color="BFBFBF" w:sz="4"/>
+            </w:tcBorders>
+            <w:shd w:fill="D9E2F3" w:val="clear"/>
+            <w:tcMar>
+              <w:top w:type="dxa" w:w="100"/>
+              <w:left w:type="dxa" w:w="140"/>
+              <w:bottom w:type="dxa" w:w="100"/>
+              <w:right w:type="dxa" w:w="140"/>
+            </w:tcMar>
+          </w:tcPr>
+          <w:p>
+            <w:pPr>
+              <w:spacing w:after="40"/>
+              <w:jc w:val="center"/>
+            </w:pPr>
+            <w:r>
+              <w:rPr>
+                <w:rFonts w:ascii="TH Sarabun New" w:cs="TH Sarabun New" w:eastAsia="TH Sarabun New" w:hAnsi="TH Sarabun New"/>
+                <w:b/>
+                <w:bCs/>
+                <w:color w:val="1F3864"/>
+                <w:sz w:val="22"/>
+                <w:szCs w:val="22"/>
+              </w:rPr>
+              <w:t xml:space="preserve">Mode ที่แนะนำ</w:t>
+            </w:r>
+          </w:p>
+        </w:tc>
+      </w:tr>
+      <w:tr>
+        <w:tc>
+          <w:tcPr>
+            <w:tcW w:type="dxa" w:w="5148"/>
+            <w:tcBorders>
+              <w:top w:val="single" w:color="BFBFBF" w:sz="4"/>
+              <w:left w:val="single" w:color="BFBFBF" w:sz="4"/>
+              <w:bottom w:val="single" w:color="BFBFBF" w:sz="4"/>
+              <w:right w:val="single" w:color="BFBFBF" w:sz="4"/>
+            </w:tcBorders>
+            <w:tcMar>
+              <w:top w:type="dxa" w:w="100"/>
+              <w:left w:type="dxa" w:w="140"/>
+              <w:bottom w:type="dxa" w:w="100"/>
+              <w:right w:type="dxa" w:w="140"/>
+            </w:tcMar>
+          </w:tcPr>
+          <w:p>
+            <w:pPr>
+              <w:spacing w:after="40"/>
+              <w:jc w:val="left"/>
+            </w:pPr>
+            <w:r>
+              <w:rPr>
+                <w:rFonts w:ascii="TH Sarabun New" w:cs="TH Sarabun New" w:eastAsia="TH Sarabun New" w:hAnsi="TH Sarabun New"/>
+                <w:color w:val="000000"/>
+                <w:sz w:val="22"/>
+                <w:szCs w:val="22"/>
+              </w:rPr>
+              <w:t xml:space="preserve">"วันนี้ต้องหยิบ lot ไหน?"</w:t>
+            </w:r>
+          </w:p>
+        </w:tc>
+        <w:tc>
+          <w:tcPr>
+            <w:tcW w:type="dxa" w:w="4212"/>
+            <w:tcBorders>
+              <w:top w:val="single" w:color="BFBFBF" w:sz="4"/>
+              <w:left w:val="single" w:color="BFBFBF" w:sz="4"/>
+              <w:bottom w:val="single" w:color="BFBFBF" w:sz="4"/>
+              <w:right w:val="single" w:color="BFBFBF" w:sz="4"/>
+            </w:tcBorders>
+            <w:tcMar>
+              <w:top w:type="dxa" w:w="100"/>
+              <w:left w:type="dxa" w:w="140"/>
+              <w:bottom w:type="dxa" w:w="100"/>
+              <w:right w:type="dxa" w:w="140"/>
+            </w:tcMar>
+          </w:tcPr>
+          <w:p>
+            <w:pPr>
+              <w:spacing w:after="40"/>
+              <w:jc w:val="center"/>
+            </w:pPr>
+            <w:r>
+              <w:rPr>
+                <w:rFonts w:ascii="TH Sarabun New" w:cs="TH Sarabun New" w:eastAsia="TH Sarabun New" w:hAnsi="TH Sarabun New"/>
+                <w:color w:val="000000"/>
+                <w:sz w:val="22"/>
+                <w:szCs w:val="22"/>
+              </w:rPr>
+              <w:t xml:space="preserve">🧾 By Lot</w:t>
+            </w:r>
+          </w:p>
+        </w:tc>
+      </w:tr>
+      <w:tr>
+        <w:tc>
+          <w:tcPr>
+            <w:tcW w:type="dxa" w:w="5148"/>
+            <w:tcBorders>
+              <w:top w:val="single" w:color="BFBFBF" w:sz="4"/>
+              <w:left w:val="single" w:color="BFBFBF" w:sz="4"/>
+              <w:bottom w:val="single" w:color="BFBFBF" w:sz="4"/>
+              <w:right w:val="single" w:color="BFBFBF" w:sz="4"/>
+            </w:tcBorders>
+            <w:shd w:fill="F2F2F2" w:val="clear"/>
+            <w:tcMar>
+              <w:top w:type="dxa" w:w="100"/>
+              <w:left w:type="dxa" w:w="140"/>
+              <w:bottom w:type="dxa" w:w="100"/>
+              <w:right w:type="dxa" w:w="140"/>
+            </w:tcMar>
+          </w:tcPr>
+          <w:p>
+            <w:pPr>
+              <w:spacing w:after="40"/>
+              <w:jc w:val="left"/>
+            </w:pPr>
+            <w:r>
+              <w:rPr>
+                <w:rFonts w:ascii="TH Sarabun New" w:cs="TH Sarabun New" w:eastAsia="TH Sarabun New" w:hAnsi="TH Sarabun New"/>
+                <w:color w:val="000000"/>
+                <w:sz w:val="22"/>
+                <w:szCs w:val="22"/>
+              </w:rPr>
+              <w:t xml:space="preserve">"มี lot ไหนที่ต้อง Write-off?"</w:t>
+            </w:r>
+          </w:p>
+        </w:tc>
+        <w:tc>
+          <w:tcPr>
+            <w:tcW w:type="dxa" w:w="4212"/>
+            <w:tcBorders>
+              <w:top w:val="single" w:color="BFBFBF" w:sz="4"/>
+              <w:left w:val="single" w:color="BFBFBF" w:sz="4"/>
+              <w:bottom w:val="single" w:color="BFBFBF" w:sz="4"/>
+              <w:right w:val="single" w:color="BFBFBF" w:sz="4"/>
+            </w:tcBorders>
+            <w:shd w:fill="F2F2F2" w:val="clear"/>
+            <w:tcMar>
+              <w:top w:type="dxa" w:w="100"/>
+              <w:left w:type="dxa" w:w="140"/>
+              <w:bottom w:type="dxa" w:w="100"/>
+              <w:right w:type="dxa" w:w="140"/>
+            </w:tcMar>
+          </w:tcPr>
+          <w:p>
+            <w:pPr>
+              <w:spacing w:after="40"/>
+              <w:jc w:val="center"/>
+            </w:pPr>
+            <w:r>
+              <w:rPr>
+                <w:rFonts w:ascii="TH Sarabun New" w:cs="TH Sarabun New" w:eastAsia="TH Sarabun New" w:hAnsi="TH Sarabun New"/>
+                <w:color w:val="000000"/>
+                <w:sz w:val="22"/>
+                <w:szCs w:val="22"/>
+              </w:rPr>
+              <w:t xml:space="preserve">🧾 By Lot</w:t>
+            </w:r>
+          </w:p>
+        </w:tc>
+      </w:tr>
+      <w:tr>
+        <w:tc>
+          <w:tcPr>
+            <w:tcW w:type="dxa" w:w="5148"/>
+            <w:tcBorders>
+              <w:top w:val="single" w:color="BFBFBF" w:sz="4"/>
+              <w:left w:val="single" w:color="BFBFBF" w:sz="4"/>
+              <w:bottom w:val="single" w:color="BFBFBF" w:sz="4"/>
+              <w:right w:val="single" w:color="BFBFBF" w:sz="4"/>
+            </w:tcBorders>
+            <w:tcMar>
+              <w:top w:type="dxa" w:w="100"/>
+              <w:left w:type="dxa" w:w="140"/>
+              <w:bottom w:type="dxa" w:w="100"/>
+              <w:right w:type="dxa" w:w="140"/>
+            </w:tcMar>
+          </w:tcPr>
+          <w:p>
+            <w:pPr>
+              <w:spacing w:after="40"/>
+              <w:jc w:val="left"/>
+            </w:pPr>
+            <w:r>
+              <w:rPr>
+                <w:rFonts w:ascii="TH Sarabun New" w:cs="TH Sarabun New" w:eastAsia="TH Sarabun New" w:hAnsi="TH Sarabun New"/>
+                <w:color w:val="000000"/>
+                <w:sz w:val="22"/>
+                <w:szCs w:val="22"/>
+              </w:rPr>
+              <w:t xml:space="preserve">"มี SKU ไหนกำลังเสี่ยง?" (alert ระดับ SKU)</w:t>
+            </w:r>
+          </w:p>
+        </w:tc>
+        <w:tc>
+          <w:tcPr>
+            <w:tcW w:type="dxa" w:w="4212"/>
+            <w:tcBorders>
+              <w:top w:val="single" w:color="BFBFBF" w:sz="4"/>
+              <w:left w:val="single" w:color="BFBFBF" w:sz="4"/>
+              <w:bottom w:val="single" w:color="BFBFBF" w:sz="4"/>
+              <w:right w:val="single" w:color="BFBFBF" w:sz="4"/>
+            </w:tcBorders>
+            <w:tcMar>
+              <w:top w:type="dxa" w:w="100"/>
+              <w:left w:type="dxa" w:w="140"/>
+              <w:bottom w:type="dxa" w:w="100"/>
+              <w:right w:type="dxa" w:w="140"/>
+            </w:tcMar>
+          </w:tcPr>
+          <w:p>
+            <w:pPr>
+              <w:spacing w:after="40"/>
+              <w:jc w:val="center"/>
+            </w:pPr>
+            <w:r>
+              <w:rPr>
+                <w:rFonts w:ascii="TH Sarabun New" w:cs="TH Sarabun New" w:eastAsia="TH Sarabun New" w:hAnsi="TH Sarabun New"/>
+                <w:color w:val="000000"/>
+                <w:sz w:val="22"/>
+                <w:szCs w:val="22"/>
+              </w:rPr>
+              <w:t xml:space="preserve">⚠️ Item Worst-Case</w:t>
+            </w:r>
+          </w:p>
+        </w:tc>
+      </w:tr>
+      <w:tr>
+        <w:tc>
+          <w:tcPr>
+            <w:tcW w:type="dxa" w:w="5148"/>
+            <w:tcBorders>
+              <w:top w:val="single" w:color="BFBFBF" w:sz="4"/>
+              <w:left w:val="single" w:color="BFBFBF" w:sz="4"/>
+              <w:bottom w:val="single" w:color="BFBFBF" w:sz="4"/>
+              <w:right w:val="single" w:color="BFBFBF" w:sz="4"/>
+            </w:tcBorders>
+            <w:shd w:fill="F2F2F2" w:val="clear"/>
+            <w:tcMar>
+              <w:top w:type="dxa" w:w="100"/>
+              <w:left w:type="dxa" w:w="140"/>
+              <w:bottom w:type="dxa" w:w="100"/>
+              <w:right w:type="dxa" w:w="140"/>
+            </w:tcMar>
+          </w:tcPr>
+          <w:p>
+            <w:pPr>
+              <w:spacing w:after="40"/>
+              <w:jc w:val="left"/>
+            </w:pPr>
+            <w:r>
+              <w:rPr>
+                <w:rFonts w:ascii="TH Sarabun New" w:cs="TH Sarabun New" w:eastAsia="TH Sarabun New" w:hAnsi="TH Sarabun New"/>
+                <w:color w:val="000000"/>
+                <w:sz w:val="22"/>
+                <w:szCs w:val="22"/>
+              </w:rPr>
+              <w:t xml:space="preserve">"ควรหยุดสั่งซื้อ SKU ไหน?"</w:t>
+            </w:r>
+          </w:p>
+        </w:tc>
+        <w:tc>
+          <w:tcPr>
+            <w:tcW w:type="dxa" w:w="4212"/>
+            <w:tcBorders>
+              <w:top w:val="single" w:color="BFBFBF" w:sz="4"/>
+              <w:left w:val="single" w:color="BFBFBF" w:sz="4"/>
+              <w:bottom w:val="single" w:color="BFBFBF" w:sz="4"/>
+              <w:right w:val="single" w:color="BFBFBF" w:sz="4"/>
+            </w:tcBorders>
+            <w:shd w:fill="F2F2F2" w:val="clear"/>
+            <w:tcMar>
+              <w:top w:type="dxa" w:w="100"/>
+              <w:left w:type="dxa" w:w="140"/>
+              <w:bottom w:type="dxa" w:w="100"/>
+              <w:right w:type="dxa" w:w="140"/>
+            </w:tcMar>
+          </w:tcPr>
+          <w:p>
+            <w:pPr>
+              <w:spacing w:after="40"/>
+              <w:jc w:val="center"/>
+            </w:pPr>
+            <w:r>
+              <w:rPr>
+                <w:rFonts w:ascii="TH Sarabun New" w:cs="TH Sarabun New" w:eastAsia="TH Sarabun New" w:hAnsi="TH Sarabun New"/>
+                <w:color w:val="000000"/>
+                <w:sz w:val="22"/>
+                <w:szCs w:val="22"/>
+              </w:rPr>
+              <w:t xml:space="preserve">⚠️ Item Worst-Case</w:t>
+            </w:r>
+          </w:p>
+        </w:tc>
+      </w:tr>
+      <w:tr>
+        <w:tc>
+          <w:tcPr>
+            <w:tcW w:type="dxa" w:w="5148"/>
+            <w:tcBorders>
+              <w:top w:val="single" w:color="BFBFBF" w:sz="4"/>
+              <w:left w:val="single" w:color="BFBFBF" w:sz="4"/>
+              <w:bottom w:val="single" w:color="BFBFBF" w:sz="4"/>
+              <w:right w:val="single" w:color="BFBFBF" w:sz="4"/>
+            </w:tcBorders>
+            <w:tcMar>
+              <w:top w:type="dxa" w:w="100"/>
+              <w:left w:type="dxa" w:w="140"/>
+              <w:bottom w:type="dxa" w:w="100"/>
+              <w:right w:type="dxa" w:w="140"/>
+            </w:tcMar>
+          </w:tcPr>
+          <w:p>
+            <w:pPr>
+              <w:spacing w:after="40"/>
+              <w:jc w:val="left"/>
+            </w:pPr>
+            <w:r>
+              <w:rPr>
+                <w:rFonts w:ascii="TH Sarabun New" w:cs="TH Sarabun New" w:eastAsia="TH Sarabun New" w:hAnsi="TH Sarabun New"/>
+                <w:color w:val="000000"/>
+                <w:sz w:val="22"/>
+                <w:szCs w:val="22"/>
+              </w:rPr>
+              <w:t xml:space="preserve">"จะตั้งราคา/ส่วนลดให้ SKU ไหน?"</w:t>
+            </w:r>
+          </w:p>
+        </w:tc>
+        <w:tc>
+          <w:tcPr>
+            <w:tcW w:type="dxa" w:w="4212"/>
+            <w:tcBorders>
+              <w:top w:val="single" w:color="BFBFBF" w:sz="4"/>
+              <w:left w:val="single" w:color="BFBFBF" w:sz="4"/>
+              <w:bottom w:val="single" w:color="BFBFBF" w:sz="4"/>
+              <w:right w:val="single" w:color="BFBFBF" w:sz="4"/>
+            </w:tcBorders>
+            <w:tcMar>
+              <w:top w:type="dxa" w:w="100"/>
+              <w:left w:type="dxa" w:w="140"/>
+              <w:bottom w:type="dxa" w:w="100"/>
+              <w:right w:type="dxa" w:w="140"/>
+            </w:tcMar>
+          </w:tcPr>
+          <w:p>
+            <w:pPr>
+              <w:spacing w:after="40"/>
+              <w:jc w:val="center"/>
+            </w:pPr>
+            <w:r>
+              <w:rPr>
+                <w:rFonts w:ascii="TH Sarabun New" w:cs="TH Sarabun New" w:eastAsia="TH Sarabun New" w:hAnsi="TH Sarabun New"/>
+                <w:color w:val="000000"/>
+                <w:sz w:val="22"/>
+                <w:szCs w:val="22"/>
+              </w:rPr>
+              <w:t xml:space="preserve">⚖️ Item Weighted</w:t>
+            </w:r>
+          </w:p>
+        </w:tc>
+      </w:tr>
+      <w:tr>
+        <w:tc>
+          <w:tcPr>
+            <w:tcW w:type="dxa" w:w="5148"/>
+            <w:tcBorders>
+              <w:top w:val="single" w:color="BFBFBF" w:sz="4"/>
+              <w:left w:val="single" w:color="BFBFBF" w:sz="4"/>
+              <w:bottom w:val="single" w:color="BFBFBF" w:sz="4"/>
+              <w:right w:val="single" w:color="BFBFBF" w:sz="4"/>
+            </w:tcBorders>
+            <w:shd w:fill="F2F2F2" w:val="clear"/>
+            <w:tcMar>
+              <w:top w:type="dxa" w:w="100"/>
+              <w:left w:type="dxa" w:w="140"/>
+              <w:bottom w:type="dxa" w:w="100"/>
+              <w:right w:type="dxa" w:w="140"/>
+            </w:tcMar>
+          </w:tcPr>
+          <w:p>
+            <w:pPr>
+              <w:spacing w:after="40"/>
+              <w:jc w:val="left"/>
+            </w:pPr>
+            <w:r>
+              <w:rPr>
+                <w:rFonts w:ascii="TH Sarabun New" w:cs="TH Sarabun New" w:eastAsia="TH Sarabun New" w:hAnsi="TH Sarabun New"/>
+                <w:color w:val="000000"/>
+                <w:sz w:val="22"/>
+                <w:szCs w:val="22"/>
+              </w:rPr>
+              <w:t xml:space="preserve">"ภาพรวม SKU นี้ในเชิงงบประมาณเป็นอย่างไร?"</w:t>
+            </w:r>
+          </w:p>
+        </w:tc>
+        <w:tc>
+          <w:tcPr>
+            <w:tcW w:type="dxa" w:w="4212"/>
+            <w:tcBorders>
+              <w:top w:val="single" w:color="BFBFBF" w:sz="4"/>
+              <w:left w:val="single" w:color="BFBFBF" w:sz="4"/>
+              <w:bottom w:val="single" w:color="BFBFBF" w:sz="4"/>
+              <w:right w:val="single" w:color="BFBFBF" w:sz="4"/>
+            </w:tcBorders>
+            <w:shd w:fill="F2F2F2" w:val="clear"/>
+            <w:tcMar>
+              <w:top w:type="dxa" w:w="100"/>
+              <w:left w:type="dxa" w:w="140"/>
+              <w:bottom w:type="dxa" w:w="100"/>
+              <w:right w:type="dxa" w:w="140"/>
+            </w:tcMar>
+          </w:tcPr>
+          <w:p>
+            <w:pPr>
+              <w:spacing w:after="40"/>
+              <w:jc w:val="center"/>
+            </w:pPr>
+            <w:r>
+              <w:rPr>
+                <w:rFonts w:ascii="TH Sarabun New" w:cs="TH Sarabun New" w:eastAsia="TH Sarabun New" w:hAnsi="TH Sarabun New"/>
+                <w:color w:val="000000"/>
+                <w:sz w:val="22"/>
+                <w:szCs w:val="22"/>
+              </w:rPr>
+              <w:t xml:space="preserve">⚖️ Item Weighted</w:t>
+            </w:r>
+          </w:p>
+        </w:tc>
+      </w:tr>
+      <w:tr>
+        <w:tc>
+          <w:tcPr>
+            <w:tcW w:type="dxa" w:w="5148"/>
+            <w:tcBorders>
+              <w:top w:val="single" w:color="BFBFBF" w:sz="4"/>
+              <w:left w:val="single" w:color="BFBFBF" w:sz="4"/>
+              <w:bottom w:val="single" w:color="BFBFBF" w:sz="4"/>
+              <w:right w:val="single" w:color="BFBFBF" w:sz="4"/>
+            </w:tcBorders>
+            <w:tcMar>
+              <w:top w:type="dxa" w:w="100"/>
+              <w:left w:type="dxa" w:w="140"/>
+              <w:bottom w:type="dxa" w:w="100"/>
+              <w:right w:type="dxa" w:w="140"/>
+            </w:tcMar>
+          </w:tcPr>
+          <w:p>
+            <w:pPr>
+              <w:spacing w:after="40"/>
+              <w:jc w:val="left"/>
+            </w:pPr>
+            <w:r>
+              <w:rPr>
+                <w:rFonts w:ascii="TH Sarabun New" w:cs="TH Sarabun New" w:eastAsia="TH Sarabun New" w:hAnsi="TH Sarabun New"/>
+                <w:color w:val="000000"/>
+                <w:sz w:val="22"/>
+                <w:szCs w:val="22"/>
+              </w:rPr>
+              <w:t xml:space="preserve">"กลุ่มสินค้าแต่ละกลุ่มเป็นอย่างไร?"</w:t>
+            </w:r>
+          </w:p>
+        </w:tc>
+        <w:tc>
+          <w:tcPr>
+            <w:tcW w:type="dxa" w:w="4212"/>
+            <w:tcBorders>
+              <w:top w:val="single" w:color="BFBFBF" w:sz="4"/>
+              <w:left w:val="single" w:color="BFBFBF" w:sz="4"/>
+              <w:bottom w:val="single" w:color="BFBFBF" w:sz="4"/>
+              <w:right w:val="single" w:color="BFBFBF" w:sz="4"/>
+            </w:tcBorders>
+            <w:tcMar>
+              <w:top w:type="dxa" w:w="100"/>
+              <w:left w:type="dxa" w:w="140"/>
+              <w:bottom w:type="dxa" w:w="100"/>
+              <w:right w:type="dxa" w:w="140"/>
+            </w:tcMar>
+          </w:tcPr>
+          <w:p>
+            <w:pPr>
+              <w:spacing w:after="40"/>
+              <w:jc w:val="center"/>
+            </w:pPr>
+            <w:r>
+              <w:rPr>
+                <w:rFonts w:ascii="TH Sarabun New" w:cs="TH Sarabun New" w:eastAsia="TH Sarabun New" w:hAnsi="TH Sarabun New"/>
+                <w:color w:val="000000"/>
+                <w:sz w:val="22"/>
+                <w:szCs w:val="22"/>
+              </w:rPr>
+              <w:t xml:space="preserve">🧾 By Lot (ที่ Group Analysis)</w:t>
+            </w:r>
+          </w:p>
+        </w:tc>
+      </w:tr>
+    </w:tbl>
+    <w:p>
+      <w:pPr>
+        <w:spacing w:after="80"/>
+      </w:pPr>
+      <w:r>
+        <w:rPr>
+          <w:rFonts w:ascii="TH Sarabun New" w:cs="TH Sarabun New" w:eastAsia="TH Sarabun New" w:hAnsi="TH Sarabun New"/>
+        </w:rPr>
+        <w:t xml:space="preserve"/>
+      </w:r>
+    </w:p>
+    <w:tbl>
+      <w:tblPr>
+        <w:tblW w:type="dxa" w:w="9360"/>
+        <w:tblBorders>
+          <w:top w:val="single" w:color="auto" w:sz="4"/>
+          <w:left w:val="single" w:color="auto" w:sz="4"/>
+          <w:bottom w:val="single" w:color="auto" w:sz="4"/>
+          <w:right w:val="single" w:color="auto" w:sz="4"/>
+          <w:insideH w:val="single" w:color="auto" w:sz="4"/>
+          <w:insideV w:val="single" w:color="auto" w:sz="4"/>
+        </w:tblBorders>
+      </w:tblPr>
+      <w:tblGrid>
+        <w:gridCol w:w="9360"/>
+      </w:tblGrid>
+      <w:tr>
+        <w:tc>
+          <w:tcPr>
+            <w:tcW w:type="dxa" w:w="9360"/>
+            <w:tcBorders>
+              <w:top w:val="single" w:color="16A34A" w:sz="4"/>
+              <w:left w:val="single" w:color="16A34A" w:sz="24"/>
+              <w:bottom w:val="single" w:color="BFBFBF" w:sz="4"/>
+              <w:right w:val="single" w:color="BFBFBF" w:sz="4"/>
+            </w:tcBorders>
+            <w:shd w:fill="E8F8EF" w:val="clear"/>
+            <w:tcMar>
+              <w:top w:type="dxa" w:w="160"/>
+              <w:left w:type="dxa" w:w="220"/>
+              <w:bottom w:type="dxa" w:w="160"/>
+              <w:right w:type="dxa" w:w="220"/>
+            </w:tcMar>
+          </w:tcPr>
+          <w:p>
+            <w:pPr>
+              <w:spacing w:after="100"/>
+            </w:pPr>
+            <w:r>
+              <w:rPr>
+                <w:rFonts w:ascii="TH Sarabun New" w:cs="TH Sarabun New" w:eastAsia="TH Sarabun New" w:hAnsi="TH Sarabun New"/>
+                <w:b/>
+                <w:bCs/>
+                <w:color w:val="1F3864"/>
+                <w:sz w:val="26"/>
+                <w:szCs w:val="26"/>
+              </w:rPr>
+              <w:t xml:space="preserve">📌 สรุปข้อสำคัญ</w:t>
+            </w:r>
+          </w:p>
+          <w:p>
+            <w:pPr>
+              <w:spacing w:after="60"/>
+            </w:pPr>
+            <w:r>
+              <w:rPr>
+                <w:rFonts w:ascii="TH Sarabun New" w:cs="TH Sarabun New" w:eastAsia="TH Sarabun New" w:hAnsi="TH Sarabun New"/>
+                <w:sz w:val="22"/>
+                <w:szCs w:val="22"/>
+              </w:rPr>
+              <w:t xml:space="preserve">• Lot mode คือ "ความจริง" — Item modes คือ "การสรุป"</w:t>
+            </w:r>
+          </w:p>
+          <w:p>
+            <w:pPr>
+              <w:spacing w:after="60"/>
+            </w:pPr>
+            <w:r>
+              <w:rPr>
+                <w:rFonts w:ascii="TH Sarabun New" w:cs="TH Sarabun New" w:eastAsia="TH Sarabun New" w:hAnsi="TH Sarabun New"/>
+                <w:sz w:val="22"/>
+                <w:szCs w:val="22"/>
+              </w:rPr>
+              <w:t xml:space="preserve">• Item modes ทั้งสองรวม lot ขึ้นมา → ใช้ lot จริงเป็นพื้นฐานเหมือนกัน</w:t>
+            </w:r>
+          </w:p>
+          <w:p>
+            <w:pPr>
+              <w:spacing w:after="60"/>
+            </w:pPr>
+            <w:r>
+              <w:rPr>
+                <w:rFonts w:ascii="TH Sarabun New" w:cs="TH Sarabun New" w:eastAsia="TH Sarabun New" w:hAnsi="TH Sarabun New"/>
+                <w:sz w:val="22"/>
+                <w:szCs w:val="22"/>
+              </w:rPr>
+              <w:t xml:space="preserve">• ระบบบันทึก expire จาก Lot Inventory โดยตรง (ไม่ใช่ items.expire_date)</w:t>
+            </w:r>
+          </w:p>
+          <w:p>
+            <w:pPr>
+              <w:spacing w:after="60"/>
+            </w:pPr>
+            <w:r>
+              <w:rPr>
+                <w:rFonts w:ascii="TH Sarabun New" w:cs="TH Sarabun New" w:eastAsia="TH Sarabun New" w:hAnsi="TH Sarabun New"/>
+                <w:sz w:val="22"/>
+                <w:szCs w:val="22"/>
+              </w:rPr>
+              <w:t xml:space="preserve">• สลับ mode ได้ทันที — ทุกตัวเลข/ตาราง/กราฟอัพเดทตาม mode</w:t>
             </w:r>
           </w:p>
         </w:tc>

--- a/docs/VV_Matrix_Calculation_Explained.docx
+++ b/docs/VV_Matrix_Calculation_Explained.docx
@@ -11470,6 +11470,810 @@
                 <w:szCs w:val="22"/>
               </w:rPr>
               <w:t xml:space="preserve">• สลับ mode ได้ทันที — ทุกตัวเลข/ตาราง/กราฟอัพเดทตาม mode</w:t>
+            </w:r>
+          </w:p>
+        </w:tc>
+      </w:tr>
+    </w:tbl>
+    <w:p>
+      <w:pPr>
+        <w:pStyle w:val="Heading1"/>
+        <w:spacing w:after="200" w:before="280"/>
+      </w:pPr>
+      <w:r>
+        <w:rPr>
+          <w:rFonts w:ascii="TH Sarabun New" w:cs="TH Sarabun New" w:eastAsia="TH Sarabun New" w:hAnsi="TH Sarabun New"/>
+          <w:b/>
+          <w:bCs/>
+          <w:color w:val="1F3864"/>
+          <w:sz w:val="36"/>
+          <w:szCs w:val="36"/>
+        </w:rPr>
+        <w:t xml:space="preserve">12. การใช้งานบนหน้าจอ — Interactive Features (ใหม่)</w:t>
+      </w:r>
+    </w:p>
+    <w:p>
+      <w:pPr>
+        <w:spacing w:after="100" w:line="320"/>
+      </w:pPr>
+      <w:r>
+        <w:rPr>
+          <w:rFonts w:ascii="TH Sarabun New" w:cs="TH Sarabun New" w:eastAsia="TH Sarabun New" w:hAnsi="TH Sarabun New"/>
+        </w:rPr>
+        <w:t xml:space="preserve">หน้า VV Matrix ออกแบบมาให้ผู้บริหาร / ทีมขาย โฟกัสเฉพาะเรื่องที่ต้องดำเนินการได้ทันที — มี 4 features หลักที่ทำให้การวิเคราะห์เร็วขึ้น</w:t>
+      </w:r>
+    </w:p>
+    <w:p>
+      <w:pPr>
+        <w:spacing w:after="80"/>
+      </w:pPr>
+      <w:r>
+        <w:rPr>
+          <w:rFonts w:ascii="TH Sarabun New" w:cs="TH Sarabun New" w:eastAsia="TH Sarabun New" w:hAnsi="TH Sarabun New"/>
+        </w:rPr>
+        <w:t xml:space="preserve"/>
+      </w:r>
+    </w:p>
+    <w:p>
+      <w:pPr>
+        <w:pStyle w:val="Heading2"/>
+        <w:spacing w:after="140" w:before="240"/>
+      </w:pPr>
+      <w:r>
+        <w:rPr>
+          <w:rFonts w:ascii="TH Sarabun New" w:cs="TH Sarabun New" w:eastAsia="TH Sarabun New" w:hAnsi="TH Sarabun New"/>
+          <w:b/>
+          <w:bCs/>
+          <w:color w:val="1F3864"/>
+          <w:sz w:val="30"/>
+          <w:szCs w:val="30"/>
+        </w:rPr>
+        <w:t xml:space="preserve">12.1 Empty State — ไม่แสดงตาราง 1,000+ รายการตอนเปิดหน้า</w:t>
+      </w:r>
+    </w:p>
+    <w:p>
+      <w:pPr>
+        <w:spacing w:after="100" w:line="320"/>
+      </w:pPr>
+      <w:r>
+        <w:rPr>
+          <w:rFonts w:ascii="TH Sarabun New" w:cs="TH Sarabun New" w:eastAsia="TH Sarabun New" w:hAnsi="TH Sarabun New"/>
+        </w:rPr>
+        <w:t xml:space="preserve">เพื่อให้ทำงานเร็ว ระบบ "ไม่แสดงรายการทั้งหมด" เมื่อเข้าหน้าครั้งแรก — User ต้องเลือก filter อย่างน้อย 1 อย่าง ถึงจะเห็นตาราง</w:t>
+      </w:r>
+    </w:p>
+    <w:tbl>
+      <w:tblPr>
+        <w:tblW w:type="dxa" w:w="9360"/>
+        <w:tblBorders>
+          <w:top w:val="single" w:color="auto" w:sz="4"/>
+          <w:left w:val="single" w:color="auto" w:sz="4"/>
+          <w:bottom w:val="single" w:color="auto" w:sz="4"/>
+          <w:right w:val="single" w:color="auto" w:sz="4"/>
+          <w:insideH w:val="single" w:color="auto" w:sz="4"/>
+          <w:insideV w:val="single" w:color="auto" w:sz="4"/>
+        </w:tblBorders>
+      </w:tblPr>
+      <w:tblGrid>
+        <w:gridCol w:w="9360"/>
+      </w:tblGrid>
+      <w:tr>
+        <w:tc>
+          <w:tcPr>
+            <w:tcW w:type="dxa" w:w="9360"/>
+            <w:tcBorders>
+              <w:top w:val="single" w:color="2E75B6" w:sz="4"/>
+              <w:left w:val="single" w:color="2E75B6" w:sz="24"/>
+              <w:bottom w:val="single" w:color="BFBFBF" w:sz="4"/>
+              <w:right w:val="single" w:color="BFBFBF" w:sz="4"/>
+            </w:tcBorders>
+            <w:shd w:fill="EAF1FB" w:val="clear"/>
+            <w:tcMar>
+              <w:top w:type="dxa" w:w="160"/>
+              <w:left w:type="dxa" w:w="220"/>
+              <w:bottom w:type="dxa" w:w="160"/>
+              <w:right w:type="dxa" w:w="220"/>
+            </w:tcMar>
+          </w:tcPr>
+          <w:p>
+            <w:pPr>
+              <w:spacing w:after="100"/>
+            </w:pPr>
+            <w:r>
+              <w:rPr>
+                <w:rFonts w:ascii="TH Sarabun New" w:cs="TH Sarabun New" w:eastAsia="TH Sarabun New" w:hAnsi="TH Sarabun New"/>
+                <w:b/>
+                <w:bCs/>
+                <w:color w:val="1F3864"/>
+                <w:sz w:val="26"/>
+                <w:szCs w:val="26"/>
+              </w:rPr>
+              <w:t xml:space="preserve">สิ่งที่เห็นตอนเปิดหน้า</w:t>
+            </w:r>
+          </w:p>
+          <w:p>
+            <w:pPr>
+              <w:spacing w:after="60"/>
+            </w:pPr>
+            <w:r>
+              <w:rPr>
+                <w:rFonts w:ascii="TH Sarabun New" w:cs="TH Sarabun New" w:eastAsia="TH Sarabun New" w:hAnsi="TH Sarabun New"/>
+                <w:sz w:val="22"/>
+                <w:szCs w:val="22"/>
+              </w:rPr>
+              <w:t xml:space="preserve">• ไอคอนตัวกรองกลางจอ พร้อมข้อความ "เลือกเงื่อนไขเพื่อเริ่มดูรายการสินค้า"</w:t>
+            </w:r>
+          </w:p>
+          <w:p>
+            <w:pPr>
+              <w:spacing w:after="60"/>
+            </w:pPr>
+            <w:r>
+              <w:rPr>
+                <w:rFonts w:ascii="TH Sarabun New" w:cs="TH Sarabun New" w:eastAsia="TH Sarabun New" w:hAnsi="TH Sarabun New"/>
+                <w:sz w:val="22"/>
+                <w:szCs w:val="22"/>
+              </w:rPr>
+              <w:t xml:space="preserve">• ปุ่ม shortcut 3 ปุ่ม: Class C – At Risk · 🔴 Critical only · Days Left ≤ 30 — กดเดียวเข้า filter ที่พบบ่อย</w:t>
+            </w:r>
+          </w:p>
+          <w:p>
+            <w:pPr>
+              <w:spacing w:after="60"/>
+            </w:pPr>
+            <w:r>
+              <w:rPr>
+                <w:rFonts w:ascii="TH Sarabun New" w:cs="TH Sarabun New" w:eastAsia="TH Sarabun New" w:hAnsi="TH Sarabun New"/>
+                <w:sz w:val="22"/>
+                <w:szCs w:val="22"/>
+              </w:rPr>
+              <w:t xml:space="preserve">• Filter ที่ใช้ได้: Class · Group · FS Category · Warehouse · Risk · Days ≤ N · Min ฿ · Search · คลิกจุดในกราฟ</w:t>
+            </w:r>
+          </w:p>
+        </w:tc>
+      </w:tr>
+    </w:tbl>
+    <w:p>
+      <w:pPr>
+        <w:spacing w:after="80"/>
+      </w:pPr>
+      <w:r>
+        <w:rPr>
+          <w:rFonts w:ascii="TH Sarabun New" w:cs="TH Sarabun New" w:eastAsia="TH Sarabun New" w:hAnsi="TH Sarabun New"/>
+        </w:rPr>
+        <w:t xml:space="preserve"/>
+      </w:r>
+    </w:p>
+    <w:p>
+      <w:pPr>
+        <w:pStyle w:val="Heading2"/>
+        <w:spacing w:after="140" w:before="240"/>
+      </w:pPr>
+      <w:r>
+        <w:rPr>
+          <w:rFonts w:ascii="TH Sarabun New" w:cs="TH Sarabun New" w:eastAsia="TH Sarabun New" w:hAnsi="TH Sarabun New"/>
+          <w:b/>
+          <w:bCs/>
+          <w:color w:val="1F3864"/>
+          <w:sz w:val="30"/>
+          <w:szCs w:val="30"/>
+        </w:rPr>
+        <w:t xml:space="preserve">12.2 คลิกจุดในกราฟ → กรองตาราง</w:t>
+      </w:r>
+    </w:p>
+    <w:p>
+      <w:pPr>
+        <w:spacing w:after="100" w:line="320"/>
+      </w:pPr>
+      <w:r>
+        <w:rPr>
+          <w:rFonts w:ascii="TH Sarabun New" w:cs="TH Sarabun New" w:eastAsia="TH Sarabun New" w:hAnsi="TH Sarabun New"/>
+        </w:rPr>
+        <w:t xml:space="preserve">VV Matrix scatter chart ทุกจุดคลิกได้ — คลิกแล้วตารางด้านล่างจะกรองให้เหลือเฉพาะรายการในช่อง (Value, Validity) นั้น</w:t>
+      </w:r>
+    </w:p>
+    <w:tbl>
+      <w:tblPr>
+        <w:tblW w:type="dxa" w:w="9360"/>
+        <w:tblBorders>
+          <w:top w:val="single" w:color="auto" w:sz="4"/>
+          <w:left w:val="single" w:color="auto" w:sz="4"/>
+          <w:bottom w:val="single" w:color="auto" w:sz="4"/>
+          <w:right w:val="single" w:color="auto" w:sz="4"/>
+          <w:insideH w:val="single" w:color="auto" w:sz="4"/>
+          <w:insideV w:val="single" w:color="auto" w:sz="4"/>
+        </w:tblBorders>
+      </w:tblPr>
+      <w:tblGrid>
+        <w:gridCol w:w="9360"/>
+      </w:tblGrid>
+      <w:tr>
+        <w:tc>
+          <w:tcPr>
+            <w:tcW w:type="dxa" w:w="9360"/>
+            <w:tcBorders>
+              <w:top w:val="single" w:color="2E75B6" w:sz="4"/>
+              <w:left w:val="single" w:color="2E75B6" w:sz="24"/>
+              <w:bottom w:val="single" w:color="BFBFBF" w:sz="4"/>
+              <w:right w:val="single" w:color="BFBFBF" w:sz="4"/>
+            </w:tcBorders>
+            <w:shd w:fill="EAF1FB" w:val="clear"/>
+            <w:tcMar>
+              <w:top w:type="dxa" w:w="160"/>
+              <w:left w:type="dxa" w:w="220"/>
+              <w:bottom w:type="dxa" w:w="160"/>
+              <w:right w:type="dxa" w:w="220"/>
+            </w:tcMar>
+          </w:tcPr>
+          <w:p>
+            <w:pPr>
+              <w:spacing w:after="100"/>
+            </w:pPr>
+            <w:r>
+              <w:rPr>
+                <w:rFonts w:ascii="TH Sarabun New" w:cs="TH Sarabun New" w:eastAsia="TH Sarabun New" w:hAnsi="TH Sarabun New"/>
+                <w:b/>
+                <w:bCs/>
+                <w:color w:val="1F3864"/>
+                <w:sz w:val="26"/>
+                <w:szCs w:val="26"/>
+              </w:rPr>
+              <w:t xml:space="preserve">พฤติกรรม</w:t>
+            </w:r>
+          </w:p>
+          <w:p>
+            <w:pPr>
+              <w:spacing w:after="60"/>
+            </w:pPr>
+            <w:r>
+              <w:rPr>
+                <w:rFonts w:ascii="TH Sarabun New" w:cs="TH Sarabun New" w:eastAsia="TH Sarabun New" w:hAnsi="TH Sarabun New"/>
+                <w:sz w:val="22"/>
+                <w:szCs w:val="22"/>
+              </w:rPr>
+              <w:t xml:space="preserve">• จุดที่ถูกเลือก: เส้นขอบสีเข้ม + opacity เต็ม</w:t>
+            </w:r>
+          </w:p>
+          <w:p>
+            <w:pPr>
+              <w:spacing w:after="60"/>
+            </w:pPr>
+            <w:r>
+              <w:rPr>
+                <w:rFonts w:ascii="TH Sarabun New" w:cs="TH Sarabun New" w:eastAsia="TH Sarabun New" w:hAnsi="TH Sarabun New"/>
+                <w:sz w:val="22"/>
+                <w:szCs w:val="22"/>
+              </w:rPr>
+              <w:t xml:space="preserve">• Pill สีน้ำเงินด้านบนตาราง: "Value = X, Validity = Y (N รายการ)" + ปุ่ม × ยกเลิก</w:t>
+            </w:r>
+          </w:p>
+          <w:p>
+            <w:pPr>
+              <w:spacing w:after="60"/>
+            </w:pPr>
+            <w:r>
+              <w:rPr>
+                <w:rFonts w:ascii="TH Sarabun New" w:cs="TH Sarabun New" w:eastAsia="TH Sarabun New" w:hAnsi="TH Sarabun New"/>
+                <w:sz w:val="22"/>
+                <w:szCs w:val="22"/>
+              </w:rPr>
+              <w:t xml:space="preserve">• คลิกจุดเดิมซ้ำ = ยกเลิกการกรอง</w:t>
+            </w:r>
+          </w:p>
+          <w:p>
+            <w:pPr>
+              <w:spacing w:after="60"/>
+            </w:pPr>
+            <w:r>
+              <w:rPr>
+                <w:rFonts w:ascii="TH Sarabun New" w:cs="TH Sarabun New" w:eastAsia="TH Sarabun New" w:hAnsi="TH Sarabun New"/>
+                <w:sz w:val="22"/>
+                <w:szCs w:val="22"/>
+              </w:rPr>
+              <w:t xml:space="preserve">• ระบบ scroll ลงไปที่ตารางอัตโนมัติเพื่อให้เห็นผลทันที</w:t>
+            </w:r>
+          </w:p>
+        </w:tc>
+      </w:tr>
+    </w:tbl>
+    <w:p>
+      <w:pPr>
+        <w:spacing w:after="80"/>
+      </w:pPr>
+      <w:r>
+        <w:rPr>
+          <w:rFonts w:ascii="TH Sarabun New" w:cs="TH Sarabun New" w:eastAsia="TH Sarabun New" w:hAnsi="TH Sarabun New"/>
+        </w:rPr>
+        <w:t xml:space="preserve"/>
+      </w:r>
+    </w:p>
+    <w:tbl>
+      <w:tblPr>
+        <w:tblW w:type="dxa" w:w="9360"/>
+        <w:tblBorders>
+          <w:top w:val="single" w:color="auto" w:sz="4"/>
+          <w:left w:val="single" w:color="auto" w:sz="4"/>
+          <w:bottom w:val="single" w:color="auto" w:sz="4"/>
+          <w:right w:val="single" w:color="auto" w:sz="4"/>
+          <w:insideH w:val="single" w:color="auto" w:sz="4"/>
+          <w:insideV w:val="single" w:color="auto" w:sz="4"/>
+        </w:tblBorders>
+      </w:tblPr>
+      <w:tblGrid>
+        <w:gridCol w:w="9360"/>
+      </w:tblGrid>
+      <w:tr>
+        <w:tc>
+          <w:tcPr>
+            <w:tcW w:type="dxa" w:w="9360"/>
+            <w:tcBorders>
+              <w:top w:val="single" w:color="2E75B6" w:sz="4"/>
+              <w:left w:val="single" w:color="2E75B6" w:sz="24"/>
+              <w:bottom w:val="single" w:color="BFBFBF" w:sz="4"/>
+              <w:right w:val="single" w:color="BFBFBF" w:sz="4"/>
+            </w:tcBorders>
+            <w:shd w:fill="EAF1FB" w:val="clear"/>
+            <w:tcMar>
+              <w:top w:type="dxa" w:w="160"/>
+              <w:left w:type="dxa" w:w="220"/>
+              <w:bottom w:type="dxa" w:w="160"/>
+              <w:right w:type="dxa" w:w="220"/>
+            </w:tcMar>
+          </w:tcPr>
+          <w:p>
+            <w:pPr>
+              <w:spacing w:after="100"/>
+            </w:pPr>
+            <w:r>
+              <w:rPr>
+                <w:rFonts w:ascii="TH Sarabun New" w:cs="TH Sarabun New" w:eastAsia="TH Sarabun New" w:hAnsi="TH Sarabun New"/>
+                <w:b/>
+                <w:bCs/>
+                <w:color w:val="1F3864"/>
+                <w:sz w:val="26"/>
+                <w:szCs w:val="26"/>
+              </w:rPr>
+              <w:t xml:space="preserve">🎯 Use Case — คลิก scatter ทีละช่องตามลำดับความเสี่ยง</w:t>
+            </w:r>
+          </w:p>
+          <w:p>
+            <w:pPr>
+              <w:spacing w:after="60"/>
+            </w:pPr>
+            <w:r>
+              <w:rPr>
+                <w:rFonts w:ascii="TH Sarabun New" w:cs="TH Sarabun New" w:eastAsia="TH Sarabun New" w:hAnsi="TH Sarabun New"/>
+                <w:sz w:val="22"/>
+                <w:szCs w:val="22"/>
+              </w:rPr>
+              <w:t xml:space="preserve">1. คลิกช่อง (Value=5, Validity=1) — ของแพง+หมดอายุ → 🔴 CRITICAL · เร่งระบายด่วน</w:t>
+            </w:r>
+          </w:p>
+          <w:p>
+            <w:pPr>
+              <w:spacing w:after="60"/>
+            </w:pPr>
+            <w:r>
+              <w:rPr>
+                <w:rFonts w:ascii="TH Sarabun New" w:cs="TH Sarabun New" w:eastAsia="TH Sarabun New" w:hAnsi="TH Sarabun New"/>
+                <w:sz w:val="22"/>
+                <w:szCs w:val="22"/>
+              </w:rPr>
+              <w:t xml:space="preserve">2. คลิกช่อง (Value=4-5, Validity=2-3) — ของแพง+เริ่มเสี่ยง → 🟠 ติดตามใกล้ชิด · เตรียมโปรโมชัน</w:t>
+            </w:r>
+          </w:p>
+          <w:p>
+            <w:pPr>
+              <w:spacing w:after="60"/>
+            </w:pPr>
+            <w:r>
+              <w:rPr>
+                <w:rFonts w:ascii="TH Sarabun New" w:cs="TH Sarabun New" w:eastAsia="TH Sarabun New" w:hAnsi="TH Sarabun New"/>
+                <w:sz w:val="22"/>
+                <w:szCs w:val="22"/>
+              </w:rPr>
+              <w:t xml:space="preserve">3. คลิกช่อง (Value=1-2, Validity=4-5) — ของถูก+สด → ไม่ต้องเร่ง · ขายตามรอบปกติ</w:t>
+            </w:r>
+          </w:p>
+          <w:p>
+            <w:pPr>
+              <w:spacing w:after="60"/>
+            </w:pPr>
+            <w:r>
+              <w:rPr>
+                <w:rFonts w:ascii="TH Sarabun New" w:cs="TH Sarabun New" w:eastAsia="TH Sarabun New" w:hAnsi="TH Sarabun New"/>
+                <w:sz w:val="22"/>
+                <w:szCs w:val="22"/>
+              </w:rPr>
+              <w:t xml:space="preserve">4. Export Excel แต่ละช่องเป็น action list ส่งทีมขาย</w:t>
+            </w:r>
+          </w:p>
+        </w:tc>
+      </w:tr>
+    </w:tbl>
+    <w:p>
+      <w:pPr>
+        <w:spacing w:after="80"/>
+      </w:pPr>
+      <w:r>
+        <w:rPr>
+          <w:rFonts w:ascii="TH Sarabun New" w:cs="TH Sarabun New" w:eastAsia="TH Sarabun New" w:hAnsi="TH Sarabun New"/>
+        </w:rPr>
+        <w:t xml:space="preserve"/>
+      </w:r>
+    </w:p>
+    <w:p>
+      <w:pPr>
+        <w:pStyle w:val="Heading2"/>
+        <w:spacing w:after="140" w:before="240"/>
+      </w:pPr>
+      <w:r>
+        <w:rPr>
+          <w:rFonts w:ascii="TH Sarabun New" w:cs="TH Sarabun New" w:eastAsia="TH Sarabun New" w:hAnsi="TH Sarabun New"/>
+          <w:b/>
+          <w:bCs/>
+          <w:color w:val="1F3864"/>
+          <w:sz w:val="30"/>
+          <w:szCs w:val="30"/>
+        </w:rPr>
+        <w:t xml:space="preserve">12.3 Pagination 15 รายการต่อหน้า</w:t>
+      </w:r>
+    </w:p>
+    <w:p>
+      <w:pPr>
+        <w:spacing w:after="100" w:line="320"/>
+      </w:pPr>
+      <w:r>
+        <w:rPr>
+          <w:rFonts w:ascii="TH Sarabun New" w:cs="TH Sarabun New" w:eastAsia="TH Sarabun New" w:hAnsi="TH Sarabun New"/>
+        </w:rPr>
+        <w:t xml:space="preserve">เมื่อ filter แล้วยังเหลือรายการมาก (เช่น Class C อาจมี 200+) ระบบใช้ pagination เพื่อความเร็วในการ render และให้สายตาโฟกัสง่าย</w:t>
+      </w:r>
+    </w:p>
+    <w:tbl>
+      <w:tblPr>
+        <w:tblW w:type="dxa" w:w="9360"/>
+        <w:tblBorders>
+          <w:top w:val="single" w:color="auto" w:sz="4"/>
+          <w:left w:val="single" w:color="auto" w:sz="4"/>
+          <w:bottom w:val="single" w:color="auto" w:sz="4"/>
+          <w:right w:val="single" w:color="auto" w:sz="4"/>
+          <w:insideH w:val="single" w:color="auto" w:sz="4"/>
+          <w:insideV w:val="single" w:color="auto" w:sz="4"/>
+        </w:tblBorders>
+      </w:tblPr>
+      <w:tblGrid>
+        <w:gridCol w:w="9360"/>
+      </w:tblGrid>
+      <w:tr>
+        <w:tc>
+          <w:tcPr>
+            <w:tcW w:type="dxa" w:w="9360"/>
+            <w:tcBorders>
+              <w:top w:val="single" w:color="2E75B6" w:sz="4"/>
+              <w:left w:val="single" w:color="2E75B6" w:sz="24"/>
+              <w:bottom w:val="single" w:color="BFBFBF" w:sz="4"/>
+              <w:right w:val="single" w:color="BFBFBF" w:sz="4"/>
+            </w:tcBorders>
+            <w:shd w:fill="EAF1FB" w:val="clear"/>
+            <w:tcMar>
+              <w:top w:type="dxa" w:w="160"/>
+              <w:left w:type="dxa" w:w="220"/>
+              <w:bottom w:type="dxa" w:w="160"/>
+              <w:right w:type="dxa" w:w="220"/>
+            </w:tcMar>
+          </w:tcPr>
+          <w:p>
+            <w:pPr>
+              <w:spacing w:after="100"/>
+            </w:pPr>
+            <w:r>
+              <w:rPr>
+                <w:rFonts w:ascii="TH Sarabun New" w:cs="TH Sarabun New" w:eastAsia="TH Sarabun New" w:hAnsi="TH Sarabun New"/>
+                <w:b/>
+                <w:bCs/>
+                <w:color w:val="1F3864"/>
+                <w:sz w:val="26"/>
+                <w:szCs w:val="26"/>
+              </w:rPr>
+              <w:t xml:space="preserve">Pagination Controls</w:t>
+            </w:r>
+          </w:p>
+          <w:p>
+            <w:pPr>
+              <w:spacing w:after="60"/>
+            </w:pPr>
+            <w:r>
+              <w:rPr>
+                <w:rFonts w:ascii="TH Sarabun New" w:cs="TH Sarabun New" w:eastAsia="TH Sarabun New" w:hAnsi="TH Sarabun New"/>
+                <w:sz w:val="22"/>
+                <w:szCs w:val="22"/>
+              </w:rPr>
+              <w:t xml:space="preserve">• แสดง 15 รายการต่อหน้า · ระบุช่วงด้านล่าง "1-15 จาก 213 รายการ"</w:t>
+            </w:r>
+          </w:p>
+          <w:p>
+            <w:pPr>
+              <w:spacing w:after="60"/>
+            </w:pPr>
+            <w:r>
+              <w:rPr>
+                <w:rFonts w:ascii="TH Sarabun New" w:cs="TH Sarabun New" w:eastAsia="TH Sarabun New" w:hAnsi="TH Sarabun New"/>
+                <w:sz w:val="22"/>
+                <w:szCs w:val="22"/>
+              </w:rPr>
+              <w:t xml:space="preserve">• ปุ่ม pagination แบบ compact: 1 … 5 6 7 … 15 (ใช้ ellipses เมื่อมีหลายหน้า)</w:t>
+            </w:r>
+          </w:p>
+          <w:p>
+            <w:pPr>
+              <w:spacing w:after="60"/>
+            </w:pPr>
+            <w:r>
+              <w:rPr>
+                <w:rFonts w:ascii="TH Sarabun New" w:cs="TH Sarabun New" w:eastAsia="TH Sarabun New" w:hAnsi="TH Sarabun New"/>
+                <w:sz w:val="22"/>
+                <w:szCs w:val="22"/>
+              </w:rPr>
+              <w:t xml:space="preserve">• ปุ่มลูกศร ← / → สำหรับเดินทีละหน้า</w:t>
+            </w:r>
+          </w:p>
+          <w:p>
+            <w:pPr>
+              <w:spacing w:after="60"/>
+            </w:pPr>
+            <w:r>
+              <w:rPr>
+                <w:rFonts w:ascii="TH Sarabun New" w:cs="TH Sarabun New" w:eastAsia="TH Sarabun New" w:hAnsi="TH Sarabun New"/>
+                <w:sz w:val="22"/>
+                <w:szCs w:val="22"/>
+              </w:rPr>
+              <w:t xml:space="preserve">• เปลี่ยน filter / mode = reset กลับหน้า 1 อัตโนมัติ</w:t>
+            </w:r>
+          </w:p>
+        </w:tc>
+      </w:tr>
+    </w:tbl>
+    <w:p>
+      <w:pPr>
+        <w:spacing w:after="80"/>
+      </w:pPr>
+      <w:r>
+        <w:rPr>
+          <w:rFonts w:ascii="TH Sarabun New" w:cs="TH Sarabun New" w:eastAsia="TH Sarabun New" w:hAnsi="TH Sarabun New"/>
+        </w:rPr>
+        <w:t xml:space="preserve"/>
+      </w:r>
+    </w:p>
+    <w:p>
+      <w:pPr>
+        <w:pStyle w:val="Heading2"/>
+        <w:spacing w:after="140" w:before="240"/>
+      </w:pPr>
+      <w:r>
+        <w:rPr>
+          <w:rFonts w:ascii="TH Sarabun New" w:cs="TH Sarabun New" w:eastAsia="TH Sarabun New" w:hAnsi="TH Sarabun New"/>
+          <w:b/>
+          <w:bCs/>
+          <w:color w:val="1F3864"/>
+          <w:sz w:val="30"/>
+          <w:szCs w:val="30"/>
+        </w:rPr>
+        <w:t xml:space="preserve">12.4 Export ตามที่ filter อยู่</w:t>
+      </w:r>
+    </w:p>
+    <w:p>
+      <w:pPr>
+        <w:spacing w:after="100" w:line="320"/>
+      </w:pPr>
+      <w:r>
+        <w:rPr>
+          <w:rFonts w:ascii="TH Sarabun New" w:cs="TH Sarabun New" w:eastAsia="TH Sarabun New" w:hAnsi="TH Sarabun New"/>
+        </w:rPr>
+        <w:t xml:space="preserve">ปุ่ม "Export" บน toolbar ของหน้า VV Matrix จะ export เฉพาะรายการที่ผ่าน filter ปัจจุบัน (ไม่ใช่ทั้ง dataset) — ทำให้ admin/ทีมขายเลือก slice ที่สนใจแล้วได้ Excel ที่เน้นเฉพาะกลุ่มนั้น</w:t>
+      </w:r>
+    </w:p>
+    <w:tbl>
+      <w:tblPr>
+        <w:tblW w:type="dxa" w:w="9360"/>
+        <w:tblBorders>
+          <w:top w:val="single" w:color="auto" w:sz="4"/>
+          <w:left w:val="single" w:color="auto" w:sz="4"/>
+          <w:bottom w:val="single" w:color="auto" w:sz="4"/>
+          <w:right w:val="single" w:color="auto" w:sz="4"/>
+          <w:insideH w:val="single" w:color="auto" w:sz="4"/>
+          <w:insideV w:val="single" w:color="auto" w:sz="4"/>
+        </w:tblBorders>
+      </w:tblPr>
+      <w:tblGrid>
+        <w:gridCol w:w="9360"/>
+      </w:tblGrid>
+      <w:tr>
+        <w:tc>
+          <w:tcPr>
+            <w:tcW w:type="dxa" w:w="9360"/>
+            <w:tcBorders>
+              <w:top w:val="single" w:color="2E75B6" w:sz="4"/>
+              <w:left w:val="single" w:color="2E75B6" w:sz="24"/>
+              <w:bottom w:val="single" w:color="BFBFBF" w:sz="4"/>
+              <w:right w:val="single" w:color="BFBFBF" w:sz="4"/>
+            </w:tcBorders>
+            <w:shd w:fill="EAF1FB" w:val="clear"/>
+            <w:tcMar>
+              <w:top w:type="dxa" w:w="160"/>
+              <w:left w:type="dxa" w:w="220"/>
+              <w:bottom w:type="dxa" w:w="160"/>
+              <w:right w:type="dxa" w:w="220"/>
+            </w:tcMar>
+          </w:tcPr>
+          <w:p>
+            <w:pPr>
+              <w:spacing w:after="100"/>
+            </w:pPr>
+            <w:r>
+              <w:rPr>
+                <w:rFonts w:ascii="TH Sarabun New" w:cs="TH Sarabun New" w:eastAsia="TH Sarabun New" w:hAnsi="TH Sarabun New"/>
+                <w:b/>
+                <w:bCs/>
+                <w:color w:val="1F3864"/>
+                <w:sz w:val="26"/>
+                <w:szCs w:val="26"/>
+              </w:rPr>
+              <w:t xml:space="preserve">Excel Output</w:t>
+            </w:r>
+          </w:p>
+          <w:p>
+            <w:pPr>
+              <w:spacing w:after="60"/>
+            </w:pPr>
+            <w:r>
+              <w:rPr>
+                <w:rFonts w:ascii="TH Sarabun New" w:cs="TH Sarabun New" w:eastAsia="TH Sarabun New" w:hAnsi="TH Sarabun New"/>
+                <w:sz w:val="22"/>
+                <w:szCs w:val="22"/>
+              </w:rPr>
+              <w:t xml:space="preserve">• ตัวอย่าง: คลิกช่อง Critical → Export → ได้ Excel เฉพาะรายการ CRITICAL พร้อม priority rank</w:t>
+            </w:r>
+          </w:p>
+          <w:p>
+            <w:pPr>
+              <w:spacing w:after="60"/>
+            </w:pPr>
+            <w:r>
+              <w:rPr>
+                <w:rFonts w:ascii="TH Sarabun New" w:cs="TH Sarabun New" w:eastAsia="TH Sarabun New" w:hAnsi="TH Sarabun New"/>
+                <w:sz w:val="22"/>
+                <w:szCs w:val="22"/>
+              </w:rPr>
+              <w:t xml:space="preserve">• คอลัมน์: rank · code · batch/lot · item name · group · stock value · expire · days left · scores · class · risk flag · recommendation</w:t>
+            </w:r>
+          </w:p>
+        </w:tc>
+      </w:tr>
+    </w:tbl>
+    <w:p>
+      <w:pPr>
+        <w:spacing w:after="80"/>
+      </w:pPr>
+      <w:r>
+        <w:rPr>
+          <w:rFonts w:ascii="TH Sarabun New" w:cs="TH Sarabun New" w:eastAsia="TH Sarabun New" w:hAnsi="TH Sarabun New"/>
+        </w:rPr>
+        <w:t xml:space="preserve"/>
+      </w:r>
+    </w:p>
+    <w:tbl>
+      <w:tblPr>
+        <w:tblW w:type="dxa" w:w="9360"/>
+        <w:tblBorders>
+          <w:top w:val="single" w:color="auto" w:sz="4"/>
+          <w:left w:val="single" w:color="auto" w:sz="4"/>
+          <w:bottom w:val="single" w:color="auto" w:sz="4"/>
+          <w:right w:val="single" w:color="auto" w:sz="4"/>
+          <w:insideH w:val="single" w:color="auto" w:sz="4"/>
+          <w:insideV w:val="single" w:color="auto" w:sz="4"/>
+        </w:tblBorders>
+      </w:tblPr>
+      <w:tblGrid>
+        <w:gridCol w:w="9360"/>
+      </w:tblGrid>
+      <w:tr>
+        <w:tc>
+          <w:tcPr>
+            <w:tcW w:type="dxa" w:w="9360"/>
+            <w:tcBorders>
+              <w:top w:val="single" w:color="16A34A" w:sz="4"/>
+              <w:left w:val="single" w:color="16A34A" w:sz="24"/>
+              <w:bottom w:val="single" w:color="BFBFBF" w:sz="4"/>
+              <w:right w:val="single" w:color="BFBFBF" w:sz="4"/>
+            </w:tcBorders>
+            <w:shd w:fill="E8F8EF" w:val="clear"/>
+            <w:tcMar>
+              <w:top w:type="dxa" w:w="160"/>
+              <w:left w:type="dxa" w:w="220"/>
+              <w:bottom w:type="dxa" w:w="160"/>
+              <w:right w:type="dxa" w:w="220"/>
+            </w:tcMar>
+          </w:tcPr>
+          <w:p>
+            <w:pPr>
+              <w:spacing w:after="100"/>
+            </w:pPr>
+            <w:r>
+              <w:rPr>
+                <w:rFonts w:ascii="TH Sarabun New" w:cs="TH Sarabun New" w:eastAsia="TH Sarabun New" w:hAnsi="TH Sarabun New"/>
+                <w:b/>
+                <w:bCs/>
+                <w:color w:val="1F3864"/>
+                <w:sz w:val="26"/>
+                <w:szCs w:val="26"/>
+              </w:rPr>
+              <w:t xml:space="preserve">💡 รวมเป็น Workflow ที่ใช้จริงในแต่ละสัปดาห์</w:t>
+            </w:r>
+          </w:p>
+          <w:p>
+            <w:pPr>
+              <w:spacing w:after="60"/>
+            </w:pPr>
+            <w:r>
+              <w:rPr>
+                <w:rFonts w:ascii="TH Sarabun New" w:cs="TH Sarabun New" w:eastAsia="TH Sarabun New" w:hAnsi="TH Sarabun New"/>
+                <w:sz w:val="22"/>
+                <w:szCs w:val="22"/>
+              </w:rPr>
+              <w:t xml:space="preserve">1. เปิดหน้า VV Matrix → เห็น scatter ทันที (ยังไม่มีตาราง)</w:t>
+            </w:r>
+          </w:p>
+          <w:p>
+            <w:pPr>
+              <w:spacing w:after="60"/>
+            </w:pPr>
+            <w:r>
+              <w:rPr>
+                <w:rFonts w:ascii="TH Sarabun New" w:cs="TH Sarabun New" w:eastAsia="TH Sarabun New" w:hAnsi="TH Sarabun New"/>
+                <w:sz w:val="22"/>
+                <w:szCs w:val="22"/>
+              </w:rPr>
+              <w:t xml:space="preserve">2. คลิกช่องที่จำนวนรายการเยอะที่สุดในโซน Class C (มุมขวาล่าง)</w:t>
+            </w:r>
+          </w:p>
+          <w:p>
+            <w:pPr>
+              <w:spacing w:after="60"/>
+            </w:pPr>
+            <w:r>
+              <w:rPr>
+                <w:rFonts w:ascii="TH Sarabun New" w:cs="TH Sarabun New" w:eastAsia="TH Sarabun New" w:hAnsi="TH Sarabun New"/>
+                <w:sz w:val="22"/>
+                <w:szCs w:val="22"/>
+              </w:rPr>
+              <w:t xml:space="preserve">3. กรองเพิ่ม Risk = Critical หรือ Days Left ≤ 30 ตามต้องการ</w:t>
+            </w:r>
+          </w:p>
+          <w:p>
+            <w:pPr>
+              <w:spacing w:after="60"/>
+            </w:pPr>
+            <w:r>
+              <w:rPr>
+                <w:rFonts w:ascii="TH Sarabun New" w:cs="TH Sarabun New" w:eastAsia="TH Sarabun New" w:hAnsi="TH Sarabun New"/>
+                <w:sz w:val="22"/>
+                <w:szCs w:val="22"/>
+              </w:rPr>
+              <w:t xml:space="preserve">4. ดูตาราง paginated 15 รายการ → ค่อย ๆ เคลียร์ทีละหน้า</w:t>
+            </w:r>
+          </w:p>
+          <w:p>
+            <w:pPr>
+              <w:spacing w:after="60"/>
+            </w:pPr>
+            <w:r>
+              <w:rPr>
+                <w:rFonts w:ascii="TH Sarabun New" w:cs="TH Sarabun New" w:eastAsia="TH Sarabun New" w:hAnsi="TH Sarabun New"/>
+                <w:sz w:val="22"/>
+                <w:szCs w:val="22"/>
+              </w:rPr>
+              <w:t xml:space="preserve">5. Export Excel ส่งทีมขาย/คลังเพื่อ action</w:t>
             </w:r>
           </w:p>
         </w:tc>
